--- a/Coding 1 - year/Unit 2 - Variables, Data Types & Expressions/Daily Lesson Plans/Word/Day 44.docx
+++ b/Coding 1 - year/Unit 2 - Variables, Data Types & Expressions/Daily Lesson Plans/Word/Day 44.docx
@@ -50,12 +50,15 @@
               </w:rPr>
               <w:t xml:space="preserve">Coding I — Full Year</w:t>
             </w:r>
-          </w:p>
-          <w:p>
-            <w:pPr>
-              <w:spacing w:before="40"/>
-              <w:jc w:val="center"/>
-            </w:pPr>
+            <w:r>
+              <w:rPr>
+                <w:rFonts w:ascii="Arial" w:cs="Arial" w:eastAsia="Arial" w:hAnsi="Arial"/>
+                <w:sz w:val="16"/>
+                <w:szCs w:val="16"/>
+              </w:rPr>
+              <w:br/>
+              <w:t xml:space="preserve"/>
+            </w:r>
             <w:r>
               <w:rPr>
                 <w:rFonts w:ascii="Arial" w:cs="Arial" w:eastAsia="Arial" w:hAnsi="Arial"/>
@@ -83,7 +86,7 @@
           <w:rFonts w:ascii="Arial" w:cs="Arial" w:eastAsia="Arial" w:hAnsi="Arial"/>
           <w:b/>
           <w:bCs/>
-          <w:color w:val="1F3864"/>
+          <w:color w:val="2B5797"/>
           <w:sz w:val="32"/>
           <w:szCs w:val="32"/>
         </w:rPr>
@@ -261,9 +264,9 @@
               <w:right w:val="single" w:color="CCCCCC" w:sz="1"/>
             </w:tcBorders>
             <w:tcMar>
-              <w:top w:type="dxa" w:w="60"/>
+              <w:top w:type="dxa" w:w="80"/>
               <w:left w:type="dxa" w:w="120"/>
-              <w:bottom w:type="dxa" w:w="60"/>
+              <w:bottom w:type="dxa" w:w="80"/>
               <w:right w:type="dxa" w:w="120"/>
             </w:tcMar>
           </w:tcPr>
@@ -290,20 +293,147 @@
               <w:right w:val="single" w:color="CCCCCC" w:sz="1"/>
             </w:tcBorders>
             <w:tcMar>
-              <w:top w:type="dxa" w:w="60"/>
+              <w:top w:type="dxa" w:w="80"/>
               <w:left w:type="dxa" w:w="120"/>
-              <w:bottom w:type="dxa" w:w="60"/>
+              <w:bottom w:type="dxa" w:w="80"/>
               <w:right w:type="dxa" w:w="120"/>
             </w:tcMar>
           </w:tcPr>
           <w:p>
-            <w:r>
-              <w:rPr>
-                <w:rFonts w:ascii="Arial" w:cs="Arial" w:eastAsia="Arial" w:hAnsi="Arial"/>
-                <w:sz w:val="20"/>
-                <w:szCs w:val="20"/>
+            <w:pPr>
+              <w:spacing w:after="80" w:before="80"/>
+            </w:pPr>
+            <w:r>
+              <w:rPr>
+                <w:rFonts w:ascii="Arial" w:cs="Arial" w:eastAsia="Arial" w:hAnsi="Arial"/>
+                <w:b/>
+                <w:bCs/>
+                <w:i w:val="false"/>
+                <w:iCs w:val="false"/>
+                <w:color w:val="000000"/>
+                <w:sz w:val="22"/>
+                <w:szCs w:val="22"/>
               </w:rPr>
               <w:t xml:space="preserve">Bell Ringer / Review</w:t>
+            </w:r>
+            <w:r>
+              <w:rPr>
+                <w:rFonts w:ascii="Arial" w:cs="Arial" w:eastAsia="Arial" w:hAnsi="Arial"/>
+                <w:sz w:val="20"/>
+                <w:szCs w:val="20"/>
+              </w:rPr>
+              <w:br/>
+              <w:t xml:space="preserve"/>
+            </w:r>
+            <w:r>
+              <w:rPr>
+                <w:rFonts w:ascii="Arial" w:cs="Arial" w:eastAsia="Arial" w:hAnsi="Arial"/>
+                <w:sz w:val="20"/>
+                <w:szCs w:val="20"/>
+              </w:rPr>
+              <w:br/>
+              <w:t xml:space="preserve"/>
+            </w:r>
+            <w:r>
+              <w:rPr>
+                <w:rFonts w:ascii="Arial" w:cs="Arial" w:eastAsia="Arial" w:hAnsi="Arial"/>
+                <w:b/>
+                <w:bCs/>
+                <w:i w:val="false"/>
+                <w:iCs w:val="false"/>
+                <w:color w:val="000000"/>
+                <w:sz w:val="20"/>
+                <w:szCs w:val="20"/>
+              </w:rPr>
+              <w:t xml:space="preserve">Quick Write </w:t>
+            </w:r>
+            <w:r>
+              <w:rPr>
+                <w:rFonts w:ascii="Arial" w:cs="Arial" w:eastAsia="Arial" w:hAnsi="Arial"/>
+                <w:b w:val="false"/>
+                <w:bCs w:val="false"/>
+                <w:i w:val="false"/>
+                <w:iCs w:val="false"/>
+                <w:color w:val="000000"/>
+                <w:sz w:val="20"/>
+                <w:szCs w:val="20"/>
+              </w:rPr>
+              <w:t xml:space="preserve">(3 min — written or verbal):</w:t>
+            </w:r>
+            <w:r>
+              <w:rPr>
+                <w:rFonts w:ascii="Arial" w:cs="Arial" w:eastAsia="Arial" w:hAnsi="Arial"/>
+                <w:sz w:val="20"/>
+                <w:szCs w:val="20"/>
+              </w:rPr>
+              <w:br/>
+              <w:t xml:space="preserve"/>
+            </w:r>
+            <w:r>
+              <w:rPr>
+                <w:rFonts w:ascii="Arial" w:cs="Arial" w:eastAsia="Arial" w:hAnsi="Arial"/>
+                <w:b w:val="false"/>
+                <w:bCs w:val="false"/>
+                <w:i w:val="false"/>
+                <w:iCs w:val="false"/>
+                <w:color w:val="000000"/>
+                <w:sz w:val="20"/>
+                <w:szCs w:val="20"/>
+              </w:rPr>
+              <w:t xml:space="preserve">    In your own words: Demonstrate mastery of all Unit 2 learning targets on the formal assessment?</w:t>
+            </w:r>
+            <w:r>
+              <w:rPr>
+                <w:rFonts w:ascii="Arial" w:cs="Arial" w:eastAsia="Arial" w:hAnsi="Arial"/>
+                <w:sz w:val="20"/>
+                <w:szCs w:val="20"/>
+              </w:rPr>
+              <w:br/>
+              <w:t xml:space="preserve"/>
+            </w:r>
+            <w:r>
+              <w:rPr>
+                <w:rFonts w:ascii="Arial" w:cs="Arial" w:eastAsia="Arial" w:hAnsi="Arial"/>
+                <w:sz w:val="20"/>
+                <w:szCs w:val="20"/>
+              </w:rPr>
+              <w:br/>
+              <w:t xml:space="preserve"/>
+            </w:r>
+            <w:r>
+              <w:rPr>
+                <w:rFonts w:ascii="Arial" w:cs="Arial" w:eastAsia="Arial" w:hAnsi="Arial"/>
+                <w:b w:val="false"/>
+                <w:bCs w:val="false"/>
+                <w:i/>
+                <w:iCs/>
+                <w:color w:val="444444"/>
+                <w:sz w:val="20"/>
+                <w:szCs w:val="20"/>
+              </w:rPr>
+              <w:t xml:space="preserve">Today's Goal: By the end of class you will be able to demonstrate mastery of all Unit 2 learning targets on the formal assessment.</w:t>
+            </w:r>
+            <w:r>
+              <w:rPr>
+                <w:rFonts w:ascii="Arial" w:cs="Arial" w:eastAsia="Arial" w:hAnsi="Arial"/>
+                <w:sz w:val="20"/>
+                <w:szCs w:val="20"/>
+              </w:rPr>
+              <w:br/>
+              <w:t xml:space="preserve"/>
+            </w:r>
+            <w:r>
+              <w:rPr>
+                <w:rFonts w:ascii="Arial" w:cs="Arial" w:eastAsia="Arial" w:hAnsi="Arial"/>
+                <w:b w:val="false"/>
+                <w:bCs w:val="false"/>
+                <w:i/>
+                <w:iCs/>
+                <w:color w:val="555555"/>
+                <w:sz w:val="20"/>
+                <w:szCs w:val="20"/>
+              </w:rPr>
+              <w:t xml:space="preserve">→ Pair-share your response, then 2–3 students share with the class.</w:t>
             </w:r>
           </w:p>
         </w:tc>
@@ -319,9 +449,9 @@
               <w:right w:val="single" w:color="CCCCCC" w:sz="1"/>
             </w:tcBorders>
             <w:tcMar>
-              <w:top w:type="dxa" w:w="60"/>
+              <w:top w:type="dxa" w:w="80"/>
               <w:left w:type="dxa" w:w="120"/>
-              <w:bottom w:type="dxa" w:w="60"/>
+              <w:bottom w:type="dxa" w:w="80"/>
               <w:right w:type="dxa" w:w="120"/>
             </w:tcMar>
           </w:tcPr>
@@ -348,20 +478,164 @@
               <w:right w:val="single" w:color="CCCCCC" w:sz="1"/>
             </w:tcBorders>
             <w:tcMar>
-              <w:top w:type="dxa" w:w="60"/>
+              <w:top w:type="dxa" w:w="80"/>
               <w:left w:type="dxa" w:w="120"/>
-              <w:bottom w:type="dxa" w:w="60"/>
+              <w:bottom w:type="dxa" w:w="80"/>
               <w:right w:type="dxa" w:w="120"/>
             </w:tcMar>
           </w:tcPr>
           <w:p>
-            <w:r>
-              <w:rPr>
-                <w:rFonts w:ascii="Arial" w:cs="Arial" w:eastAsia="Arial" w:hAnsi="Arial"/>
-                <w:sz w:val="20"/>
-                <w:szCs w:val="20"/>
-              </w:rPr>
-              <w:t xml:space="preserve">Mini Lesson: Unit 2 Assessment</w:t>
+            <w:pPr>
+              <w:spacing w:after="80" w:before="80"/>
+            </w:pPr>
+            <w:r>
+              <w:rPr>
+                <w:rFonts w:ascii="Arial" w:cs="Arial" w:eastAsia="Arial" w:hAnsi="Arial"/>
+                <w:b/>
+                <w:bCs/>
+                <w:i w:val="false"/>
+                <w:iCs w:val="false"/>
+                <w:color w:val="000000"/>
+                <w:sz w:val="22"/>
+                <w:szCs w:val="22"/>
+              </w:rPr>
+              <w:t xml:space="preserve">Mini Lesson: </w:t>
+            </w:r>
+            <w:r>
+              <w:rPr>
+                <w:rFonts w:ascii="Arial" w:cs="Arial" w:eastAsia="Arial" w:hAnsi="Arial"/>
+                <w:b w:val="false"/>
+                <w:bCs w:val="false"/>
+                <w:i w:val="false"/>
+                <w:iCs w:val="false"/>
+                <w:color w:val="000000"/>
+                <w:sz w:val="22"/>
+                <w:szCs w:val="22"/>
+              </w:rPr>
+              <w:t xml:space="preserve">Unit 2 Assessment</w:t>
+            </w:r>
+            <w:r>
+              <w:rPr>
+                <w:rFonts w:ascii="Arial" w:cs="Arial" w:eastAsia="Arial" w:hAnsi="Arial"/>
+                <w:sz w:val="20"/>
+                <w:szCs w:val="20"/>
+              </w:rPr>
+              <w:br/>
+              <w:t xml:space="preserve"/>
+            </w:r>
+            <w:r>
+              <w:rPr>
+                <w:rFonts w:ascii="Arial" w:cs="Arial" w:eastAsia="Arial" w:hAnsi="Arial"/>
+                <w:sz w:val="20"/>
+                <w:szCs w:val="20"/>
+              </w:rPr>
+              <w:br/>
+              <w:t xml:space="preserve"/>
+            </w:r>
+            <w:r>
+              <w:rPr>
+                <w:rFonts w:ascii="Arial" w:cs="Arial" w:eastAsia="Arial" w:hAnsi="Arial"/>
+                <w:b/>
+                <w:bCs/>
+                <w:i/>
+                <w:iCs/>
+                <w:color w:val="000000"/>
+                <w:sz w:val="20"/>
+                <w:szCs w:val="20"/>
+              </w:rPr>
+              <w:t xml:space="preserve">Learning Target: </w:t>
+            </w:r>
+            <w:r>
+              <w:rPr>
+                <w:rFonts w:ascii="Arial" w:cs="Arial" w:eastAsia="Arial" w:hAnsi="Arial"/>
+                <w:b w:val="false"/>
+                <w:bCs w:val="false"/>
+                <w:i/>
+                <w:iCs/>
+                <w:color w:val="333333"/>
+                <w:sz w:val="20"/>
+                <w:szCs w:val="20"/>
+              </w:rPr>
+              <w:t xml:space="preserve">I can demonstrate mastery of all Unit 2 learning targets on the formal assessment.</w:t>
+            </w:r>
+            <w:r>
+              <w:rPr>
+                <w:rFonts w:ascii="Arial" w:cs="Arial" w:eastAsia="Arial" w:hAnsi="Arial"/>
+                <w:sz w:val="20"/>
+                <w:szCs w:val="20"/>
+              </w:rPr>
+              <w:br/>
+              <w:t xml:space="preserve"/>
+            </w:r>
+            <w:r>
+              <w:rPr>
+                <w:rFonts w:ascii="Arial" w:cs="Arial" w:eastAsia="Arial" w:hAnsi="Arial"/>
+                <w:sz w:val="20"/>
+                <w:szCs w:val="20"/>
+              </w:rPr>
+              <w:br/>
+              <w:t xml:space="preserve"/>
+            </w:r>
+            <w:r>
+              <w:rPr>
+                <w:rFonts w:ascii="Arial" w:cs="Arial" w:eastAsia="Arial" w:hAnsi="Arial"/>
+                <w:b/>
+                <w:bCs/>
+                <w:i/>
+                <w:iCs/>
+                <w:color w:val="555555"/>
+                <w:sz w:val="20"/>
+                <w:szCs w:val="20"/>
+              </w:rPr>
+              <w:t xml:space="preserve">→ Live Demo — </w:t>
+            </w:r>
+            <w:r>
+              <w:rPr>
+                <w:rFonts w:ascii="Arial" w:cs="Arial" w:eastAsia="Arial" w:hAnsi="Arial"/>
+                <w:b w:val="false"/>
+                <w:bCs w:val="false"/>
+                <w:i/>
+                <w:iCs/>
+                <w:color w:val="555555"/>
+                <w:sz w:val="20"/>
+                <w:szCs w:val="20"/>
+              </w:rPr>
+              <w:t xml:space="preserve">type examples as students follow along in their own editor.</w:t>
+            </w:r>
+            <w:r>
+              <w:rPr>
+                <w:rFonts w:ascii="Arial" w:cs="Arial" w:eastAsia="Arial" w:hAnsi="Arial"/>
+                <w:sz w:val="20"/>
+                <w:szCs w:val="20"/>
+              </w:rPr>
+              <w:br/>
+              <w:t xml:space="preserve"/>
+            </w:r>
+            <w:r>
+              <w:rPr>
+                <w:rFonts w:ascii="Arial" w:cs="Arial" w:eastAsia="Arial" w:hAnsi="Arial"/>
+                <w:b/>
+                <w:bCs/>
+                <w:i/>
+                <w:iCs/>
+                <w:color w:val="555555"/>
+                <w:sz w:val="20"/>
+                <w:szCs w:val="20"/>
+              </w:rPr>
+              <w:t xml:space="preserve">→ Check for Understanding: </w:t>
+            </w:r>
+            <w:r>
+              <w:rPr>
+                <w:rFonts w:ascii="Arial" w:cs="Arial" w:eastAsia="Arial" w:hAnsi="Arial"/>
+                <w:b w:val="false"/>
+                <w:bCs w:val="false"/>
+                <w:i/>
+                <w:iCs/>
+                <w:color w:val="555555"/>
+                <w:sz w:val="20"/>
+                <w:szCs w:val="20"/>
+              </w:rPr>
+              <w:t xml:space="preserve">pause and cold-call: “Can someone explain what we just did in their own words?”</w:t>
             </w:r>
           </w:p>
         </w:tc>
@@ -377,9 +651,9 @@
               <w:right w:val="single" w:color="CCCCCC" w:sz="1"/>
             </w:tcBorders>
             <w:tcMar>
-              <w:top w:type="dxa" w:w="60"/>
+              <w:top w:type="dxa" w:w="80"/>
               <w:left w:type="dxa" w:w="120"/>
-              <w:bottom w:type="dxa" w:w="60"/>
+              <w:bottom w:type="dxa" w:w="80"/>
               <w:right w:type="dxa" w:w="120"/>
             </w:tcMar>
           </w:tcPr>
@@ -392,7 +666,7 @@
                 <w:sz w:val="20"/>
                 <w:szCs w:val="20"/>
               </w:rPr>
-              <w:t xml:space="preserve">15-20 min</w:t>
+              <w:t xml:space="preserve">15–20 min</w:t>
             </w:r>
           </w:p>
         </w:tc>
@@ -406,20 +680,81 @@
               <w:right w:val="single" w:color="CCCCCC" w:sz="1"/>
             </w:tcBorders>
             <w:tcMar>
-              <w:top w:type="dxa" w:w="60"/>
+              <w:top w:type="dxa" w:w="80"/>
               <w:left w:type="dxa" w:w="120"/>
-              <w:bottom w:type="dxa" w:w="60"/>
+              <w:bottom w:type="dxa" w:w="80"/>
               <w:right w:type="dxa" w:w="120"/>
             </w:tcMar>
           </w:tcPr>
           <w:p>
-            <w:r>
-              <w:rPr>
-                <w:rFonts w:ascii="Arial" w:cs="Arial" w:eastAsia="Arial" w:hAnsi="Arial"/>
-                <w:sz w:val="20"/>
-                <w:szCs w:val="20"/>
+            <w:pPr>
+              <w:spacing w:after="80" w:before="80"/>
+            </w:pPr>
+            <w:r>
+              <w:rPr>
+                <w:rFonts w:ascii="Arial" w:cs="Arial" w:eastAsia="Arial" w:hAnsi="Arial"/>
+                <w:b/>
+                <w:bCs/>
+                <w:i w:val="false"/>
+                <w:iCs w:val="false"/>
+                <w:color w:val="000000"/>
+                <w:sz w:val="22"/>
+                <w:szCs w:val="22"/>
               </w:rPr>
               <w:t xml:space="preserve">Independent Practice / Code Along</w:t>
+            </w:r>
+            <w:r>
+              <w:rPr>
+                <w:rFonts w:ascii="Arial" w:cs="Arial" w:eastAsia="Arial" w:hAnsi="Arial"/>
+                <w:sz w:val="20"/>
+                <w:szCs w:val="20"/>
+              </w:rPr>
+              <w:br/>
+              <w:t xml:space="preserve"/>
+            </w:r>
+            <w:r>
+              <w:rPr>
+                <w:rFonts w:ascii="Arial" w:cs="Arial" w:eastAsia="Arial" w:hAnsi="Arial"/>
+                <w:b w:val="false"/>
+                <w:bCs w:val="false"/>
+                <w:i w:val="false"/>
+                <w:iCs w:val="false"/>
+                <w:color w:val="000000"/>
+                <w:sz w:val="20"/>
+                <w:szCs w:val="20"/>
+              </w:rPr>
+              <w:t xml:space="preserve">    Work through problems from the day's exercise set.</w:t>
+            </w:r>
+            <w:r>
+              <w:rPr>
+                <w:rFonts w:ascii="Arial" w:cs="Arial" w:eastAsia="Arial" w:hAnsi="Arial"/>
+                <w:sz w:val="20"/>
+                <w:szCs w:val="20"/>
+              </w:rPr>
+              <w:br/>
+              <w:t xml:space="preserve"/>
+            </w:r>
+            <w:r>
+              <w:rPr>
+                <w:rFonts w:ascii="Arial" w:cs="Arial" w:eastAsia="Arial" w:hAnsi="Arial"/>
+                <w:sz w:val="20"/>
+                <w:szCs w:val="20"/>
+              </w:rPr>
+              <w:br/>
+              <w:t xml:space="preserve"/>
+            </w:r>
+            <w:r>
+              <w:rPr>
+                <w:rFonts w:ascii="Arial" w:cs="Arial" w:eastAsia="Arial" w:hAnsi="Arial"/>
+                <w:b w:val="false"/>
+                <w:bCs w:val="false"/>
+                <w:i/>
+                <w:iCs/>
+                <w:color w:val="555555"/>
+                <w:sz w:val="20"/>
+                <w:szCs w:val="20"/>
+              </w:rPr>
+              <w:t xml:space="preserve">→ Teacher circulates — offer hints, check for understanding.</w:t>
             </w:r>
           </w:p>
         </w:tc>
@@ -435,9 +770,9 @@
               <w:right w:val="single" w:color="CCCCCC" w:sz="1"/>
             </w:tcBorders>
             <w:tcMar>
-              <w:top w:type="dxa" w:w="60"/>
+              <w:top w:type="dxa" w:w="80"/>
               <w:left w:type="dxa" w:w="120"/>
-              <w:bottom w:type="dxa" w:w="60"/>
+              <w:bottom w:type="dxa" w:w="80"/>
               <w:right w:type="dxa" w:w="120"/>
             </w:tcMar>
           </w:tcPr>
@@ -464,20 +799,90 @@
               <w:right w:val="single" w:color="CCCCCC" w:sz="1"/>
             </w:tcBorders>
             <w:tcMar>
-              <w:top w:type="dxa" w:w="60"/>
+              <w:top w:type="dxa" w:w="80"/>
               <w:left w:type="dxa" w:w="120"/>
-              <w:bottom w:type="dxa" w:w="60"/>
+              <w:bottom w:type="dxa" w:w="80"/>
               <w:right w:type="dxa" w:w="120"/>
             </w:tcMar>
           </w:tcPr>
           <w:p>
-            <w:r>
-              <w:rPr>
-                <w:rFonts w:ascii="Arial" w:cs="Arial" w:eastAsia="Arial" w:hAnsi="Arial"/>
-                <w:sz w:val="20"/>
-                <w:szCs w:val="20"/>
+            <w:pPr>
+              <w:spacing w:after="80" w:before="80"/>
+            </w:pPr>
+            <w:r>
+              <w:rPr>
+                <w:rFonts w:ascii="Arial" w:cs="Arial" w:eastAsia="Arial" w:hAnsi="Arial"/>
+                <w:b/>
+                <w:bCs/>
+                <w:i w:val="false"/>
+                <w:iCs w:val="false"/>
+                <w:color w:val="000000"/>
+                <w:sz w:val="22"/>
+                <w:szCs w:val="22"/>
               </w:rPr>
               <w:t xml:space="preserve">Exit Ticket / Wrap-Up</w:t>
+            </w:r>
+            <w:r>
+              <w:rPr>
+                <w:rFonts w:ascii="Arial" w:cs="Arial" w:eastAsia="Arial" w:hAnsi="Arial"/>
+                <w:sz w:val="20"/>
+                <w:szCs w:val="20"/>
+              </w:rPr>
+              <w:br/>
+              <w:t xml:space="preserve"/>
+            </w:r>
+            <w:r>
+              <w:rPr>
+                <w:rFonts w:ascii="Arial" w:cs="Arial" w:eastAsia="Arial" w:hAnsi="Arial"/>
+                <w:sz w:val="20"/>
+                <w:szCs w:val="20"/>
+              </w:rPr>
+              <w:br/>
+              <w:t xml:space="preserve"/>
+            </w:r>
+            <w:r>
+              <w:rPr>
+                <w:rFonts w:ascii="Arial" w:cs="Arial" w:eastAsia="Arial" w:hAnsi="Arial"/>
+                <w:b w:val="false"/>
+                <w:bCs w:val="false"/>
+                <w:i w:val="false"/>
+                <w:iCs w:val="false"/>
+                <w:color w:val="000000"/>
+                <w:sz w:val="20"/>
+                <w:szCs w:val="20"/>
+              </w:rPr>
+              <w:t xml:space="preserve">Quick Check: Demonstrate mastery of all Unit 2 learning targets on the formal assessment?</w:t>
+            </w:r>
+            <w:r>
+              <w:rPr>
+                <w:rFonts w:ascii="Arial" w:cs="Arial" w:eastAsia="Arial" w:hAnsi="Arial"/>
+                <w:sz w:val="20"/>
+                <w:szCs w:val="20"/>
+              </w:rPr>
+              <w:br/>
+              <w:t xml:space="preserve"/>
+            </w:r>
+            <w:r>
+              <w:rPr>
+                <w:rFonts w:ascii="Arial" w:cs="Arial" w:eastAsia="Arial" w:hAnsi="Arial"/>
+                <w:sz w:val="20"/>
+                <w:szCs w:val="20"/>
+              </w:rPr>
+              <w:br/>
+              <w:t xml:space="preserve"/>
+            </w:r>
+            <w:r>
+              <w:rPr>
+                <w:rFonts w:ascii="Arial" w:cs="Arial" w:eastAsia="Arial" w:hAnsi="Arial"/>
+                <w:b w:val="false"/>
+                <w:bCs w:val="false"/>
+                <w:i/>
+                <w:iCs/>
+                <w:color w:val="555555"/>
+                <w:sz w:val="20"/>
+                <w:szCs w:val="20"/>
+              </w:rPr>
+              <w:t xml:space="preserve">→ 3–2–1: Name 3 things learned, 2 new vocab words, 1 question you still have.</w:t>
             </w:r>
           </w:p>
         </w:tc>

--- a/Coding 1 - year/Unit 2 - Variables, Data Types & Expressions/Daily Lesson Plans/Word/Day 44.docx
+++ b/Coding 1 - year/Unit 2 - Variables, Data Types & Expressions/Daily Lesson Plans/Word/Day 44.docx
@@ -380,7 +380,7 @@
                 <w:sz w:val="20"/>
                 <w:szCs w:val="20"/>
               </w:rPr>
-              <w:t xml:space="preserve">    In your own words: Demonstrate mastery of all Unit 2 learning targets on the formal assessment?</w:t>
+              <w:t xml:space="preserve">    What do you think are the most important parts of Unit 2 Assessment to demonstrate well? Why?</w:t>
             </w:r>
             <w:r>
               <w:rPr>
@@ -411,7 +411,7 @@
                 <w:sz w:val="20"/>
                 <w:szCs w:val="20"/>
               </w:rPr>
-              <w:t xml:space="preserve">Today's Goal: By the end of class you will be able to demonstrate mastery of all Unit 2 learning targets on the formal assessment.</w:t>
+              <w:t xml:space="preserve">Today’s Goal: By the end of class you will be able to demonstrate mastery of all Unit 2 learning targets on the formal assessment.</w:t>
             </w:r>
             <w:r>
               <w:rPr>
@@ -851,7 +851,7 @@
                 <w:sz w:val="20"/>
                 <w:szCs w:val="20"/>
               </w:rPr>
-              <w:t xml:space="preserve">Quick Check: Demonstrate mastery of all Unit 2 learning targets on the formal assessment?</w:t>
+              <w:t xml:space="preserve">If you had to teach Unit 2 Assessment to a classmate, what's the #1 thing you'd make sure they understand?</w:t>
             </w:r>
             <w:r>
               <w:rPr>

--- a/Coding 1 - year/Unit 2 - Variables, Data Types & Expressions/Daily Lesson Plans/Word/Day 44.docx
+++ b/Coding 1 - year/Unit 2 - Variables, Data Types & Expressions/Daily Lesson Plans/Word/Day 44.docx
@@ -403,6 +403,72 @@
             <w:r>
               <w:rPr>
                 <w:rFonts w:ascii="Arial" w:cs="Arial" w:eastAsia="Arial" w:hAnsi="Arial"/>
+                <w:b/>
+                <w:bCs/>
+                <w:i w:val="false"/>
+                <w:iCs w:val="false"/>
+                <w:color w:val="000000"/>
+                <w:sz w:val="20"/>
+                <w:szCs w:val="20"/>
+              </w:rPr>
+              <w:t xml:space="preserve">Vocabulary Preview — </w:t>
+            </w:r>
+            <w:r>
+              <w:rPr>
+                <w:rFonts w:ascii="Arial" w:cs="Arial" w:eastAsia="Arial" w:hAnsi="Arial"/>
+                <w:b w:val="false"/>
+                <w:bCs w:val="false"/>
+                <w:i w:val="false"/>
+                <w:iCs w:val="false"/>
+                <w:color w:val="000000"/>
+                <w:sz w:val="20"/>
+                <w:szCs w:val="20"/>
+              </w:rPr>
+              <w:t xml:space="preserve">terms we'll use today:</w:t>
+            </w:r>
+            <w:r>
+              <w:rPr>
+                <w:rFonts w:ascii="Arial" w:cs="Arial" w:eastAsia="Arial" w:hAnsi="Arial"/>
+                <w:sz w:val="20"/>
+                <w:szCs w:val="20"/>
+              </w:rPr>
+              <w:br/>
+              <w:t xml:space="preserve"/>
+            </w:r>
+            <w:r>
+              <w:rPr>
+                <w:rFonts w:ascii="Arial" w:cs="Arial" w:eastAsia="Arial" w:hAnsi="Arial"/>
+                <w:b w:val="false"/>
+                <w:bCs w:val="false"/>
+                <w:i w:val="false"/>
+                <w:iCs w:val="false"/>
+                <w:color w:val="000000"/>
+                <w:sz w:val="20"/>
+                <w:szCs w:val="20"/>
+              </w:rPr>
+              <w:t xml:space="preserve">    • Definitely know   •   Important edge cases   •   Multiple Choice Example   •   Short Answer Example   •   Code Trace Example   •   Code Writing Example</w:t>
+            </w:r>
+            <w:r>
+              <w:rPr>
+                <w:rFonts w:ascii="Arial" w:cs="Arial" w:eastAsia="Arial" w:hAnsi="Arial"/>
+                <w:sz w:val="20"/>
+                <w:szCs w:val="20"/>
+              </w:rPr>
+              <w:br/>
+              <w:t xml:space="preserve"/>
+            </w:r>
+            <w:r>
+              <w:rPr>
+                <w:rFonts w:ascii="Arial" w:cs="Arial" w:eastAsia="Arial" w:hAnsi="Arial"/>
+                <w:sz w:val="20"/>
+                <w:szCs w:val="20"/>
+              </w:rPr>
+              <w:br/>
+              <w:t xml:space="preserve"/>
+            </w:r>
+            <w:r>
+              <w:rPr>
+                <w:rFonts w:ascii="Arial" w:cs="Arial" w:eastAsia="Arial" w:hAnsi="Arial"/>
                 <w:b w:val="false"/>
                 <w:bCs w:val="false"/>
                 <w:i/>
@@ -579,6 +645,310 @@
             <w:r>
               <w:rPr>
                 <w:rFonts w:ascii="Arial" w:cs="Arial" w:eastAsia="Arial" w:hAnsi="Arial"/>
+                <w:b w:val="false"/>
+                <w:bCs w:val="false"/>
+                <w:i w:val="false"/>
+                <w:iCs w:val="false"/>
+                <w:color w:val="000000"/>
+                <w:sz w:val="20"/>
+                <w:szCs w:val="20"/>
+              </w:rPr>
+              <w:t xml:space="preserve">The Unit 2 Assessment evaluates your understanding of variables, data types, expressions, and your ability to build complete programs. The assessment has multiple sections designed to measure different skills.</w:t>
+            </w:r>
+            <w:r>
+              <w:rPr>
+                <w:rFonts w:ascii="Arial" w:cs="Arial" w:eastAsia="Arial" w:hAnsi="Arial"/>
+                <w:sz w:val="20"/>
+                <w:szCs w:val="20"/>
+              </w:rPr>
+              <w:br/>
+              <w:t xml:space="preserve"/>
+            </w:r>
+            <w:r>
+              <w:rPr>
+                <w:rFonts w:ascii="Arial" w:cs="Arial" w:eastAsia="Arial" w:hAnsi="Arial"/>
+                <w:b w:val="false"/>
+                <w:bCs w:val="false"/>
+                <w:i w:val="false"/>
+                <w:iCs w:val="false"/>
+                <w:color w:val="000000"/>
+                <w:sz w:val="20"/>
+                <w:szCs w:val="20"/>
+              </w:rPr>
+              <w:t xml:space="preserve">Section 1: Multiple Choice (20 points, 1 point each)</w:t>
+            </w:r>
+            <w:r>
+              <w:rPr>
+                <w:rFonts w:ascii="Arial" w:cs="Arial" w:eastAsia="Arial" w:hAnsi="Arial"/>
+                <w:sz w:val="20"/>
+                <w:szCs w:val="20"/>
+              </w:rPr>
+              <w:br/>
+              <w:t xml:space="preserve"/>
+            </w:r>
+            <w:r>
+              <w:rPr>
+                <w:rFonts w:ascii="Arial" w:cs="Arial" w:eastAsia="Arial" w:hAnsi="Arial"/>
+                <w:sz w:val="20"/>
+                <w:szCs w:val="20"/>
+              </w:rPr>
+              <w:br/>
+              <w:t xml:space="preserve"/>
+            </w:r>
+            <w:r>
+              <w:rPr>
+                <w:rFonts w:ascii="Arial" w:cs="Arial" w:eastAsia="Arial" w:hAnsi="Arial"/>
+                <w:b/>
+                <w:bCs/>
+                <w:i w:val="false"/>
+                <w:iCs w:val="false"/>
+                <w:color w:val="000000"/>
+                <w:sz w:val="20"/>
+                <w:szCs w:val="20"/>
+              </w:rPr>
+              <w:t xml:space="preserve">Key Concepts:</w:t>
+            </w:r>
+            <w:r>
+              <w:rPr>
+                <w:rFonts w:ascii="Arial" w:cs="Arial" w:eastAsia="Arial" w:hAnsi="Arial"/>
+                <w:sz w:val="20"/>
+                <w:szCs w:val="20"/>
+              </w:rPr>
+              <w:br/>
+              <w:t xml:space="preserve"/>
+            </w:r>
+            <w:r>
+              <w:rPr>
+                <w:rFonts w:ascii="Arial" w:cs="Arial" w:eastAsia="Arial" w:hAnsi="Arial"/>
+                <w:b w:val="false"/>
+                <w:bCs w:val="false"/>
+                <w:i w:val="false"/>
+                <w:iCs w:val="false"/>
+                <w:color w:val="000000"/>
+                <w:sz w:val="20"/>
+                <w:szCs w:val="20"/>
+              </w:rPr>
+              <w:t xml:space="preserve">    • Identify data types</w:t>
+            </w:r>
+            <w:r>
+              <w:rPr>
+                <w:rFonts w:ascii="Arial" w:cs="Arial" w:eastAsia="Arial" w:hAnsi="Arial"/>
+                <w:sz w:val="20"/>
+                <w:szCs w:val="20"/>
+              </w:rPr>
+              <w:br/>
+              <w:t xml:space="preserve"/>
+            </w:r>
+            <w:r>
+              <w:rPr>
+                <w:rFonts w:ascii="Arial" w:cs="Arial" w:eastAsia="Arial" w:hAnsi="Arial"/>
+                <w:b w:val="false"/>
+                <w:bCs w:val="false"/>
+                <w:i w:val="false"/>
+                <w:iCs w:val="false"/>
+                <w:color w:val="000000"/>
+                <w:sz w:val="20"/>
+                <w:szCs w:val="20"/>
+              </w:rPr>
+              <w:t xml:space="preserve">    • Predict output</w:t>
+            </w:r>
+            <w:r>
+              <w:rPr>
+                <w:rFonts w:ascii="Arial" w:cs="Arial" w:eastAsia="Arial" w:hAnsi="Arial"/>
+                <w:sz w:val="20"/>
+                <w:szCs w:val="20"/>
+              </w:rPr>
+              <w:br/>
+              <w:t xml:space="preserve"/>
+            </w:r>
+            <w:r>
+              <w:rPr>
+                <w:rFonts w:ascii="Arial" w:cs="Arial" w:eastAsia="Arial" w:hAnsi="Arial"/>
+                <w:b w:val="false"/>
+                <w:bCs w:val="false"/>
+                <w:i w:val="false"/>
+                <w:iCs w:val="false"/>
+                <w:color w:val="000000"/>
+                <w:sz w:val="20"/>
+                <w:szCs w:val="20"/>
+              </w:rPr>
+              <w:t xml:space="preserve">    • Understand operators</w:t>
+            </w:r>
+            <w:r>
+              <w:rPr>
+                <w:rFonts w:ascii="Arial" w:cs="Arial" w:eastAsia="Arial" w:hAnsi="Arial"/>
+                <w:sz w:val="20"/>
+                <w:szCs w:val="20"/>
+              </w:rPr>
+              <w:br/>
+              <w:t xml:space="preserve"/>
+            </w:r>
+            <w:r>
+              <w:rPr>
+                <w:rFonts w:ascii="Arial" w:cs="Arial" w:eastAsia="Arial" w:hAnsi="Arial"/>
+                <w:b w:val="false"/>
+                <w:bCs w:val="false"/>
+                <w:i w:val="false"/>
+                <w:iCs w:val="false"/>
+                <w:color w:val="000000"/>
+                <w:sz w:val="20"/>
+                <w:szCs w:val="20"/>
+              </w:rPr>
+              <w:t xml:space="preserve">    • Recognize errors</w:t>
+            </w:r>
+            <w:r>
+              <w:rPr>
+                <w:rFonts w:ascii="Arial" w:cs="Arial" w:eastAsia="Arial" w:hAnsi="Arial"/>
+                <w:sz w:val="20"/>
+                <w:szCs w:val="20"/>
+              </w:rPr>
+              <w:br/>
+              <w:t xml:space="preserve"/>
+            </w:r>
+            <w:r>
+              <w:rPr>
+                <w:rFonts w:ascii="Arial" w:cs="Arial" w:eastAsia="Arial" w:hAnsi="Arial"/>
+                <w:b w:val="false"/>
+                <w:bCs w:val="false"/>
+                <w:i w:val="false"/>
+                <w:iCs w:val="false"/>
+                <w:color w:val="000000"/>
+                <w:sz w:val="20"/>
+                <w:szCs w:val="20"/>
+              </w:rPr>
+              <w:t xml:space="preserve">    • Explain concepts</w:t>
+            </w:r>
+            <w:r>
+              <w:rPr>
+                <w:rFonts w:ascii="Arial" w:cs="Arial" w:eastAsia="Arial" w:hAnsi="Arial"/>
+                <w:sz w:val="20"/>
+                <w:szCs w:val="20"/>
+              </w:rPr>
+              <w:br/>
+              <w:t xml:space="preserve"/>
+            </w:r>
+            <w:r>
+              <w:rPr>
+                <w:rFonts w:ascii="Arial" w:cs="Arial" w:eastAsia="Arial" w:hAnsi="Arial"/>
+                <w:b w:val="false"/>
+                <w:bCs w:val="false"/>
+                <w:i w:val="false"/>
+                <w:iCs w:val="false"/>
+                <w:color w:val="000000"/>
+                <w:sz w:val="20"/>
+                <w:szCs w:val="20"/>
+              </w:rPr>
+              <w:t xml:space="preserve">    • Describe processes</w:t>
+            </w:r>
+            <w:r>
+              <w:rPr>
+                <w:rFonts w:ascii="Arial" w:cs="Arial" w:eastAsia="Arial" w:hAnsi="Arial"/>
+                <w:sz w:val="20"/>
+                <w:szCs w:val="20"/>
+              </w:rPr>
+              <w:br/>
+              <w:t xml:space="preserve"/>
+            </w:r>
+            <w:r>
+              <w:rPr>
+                <w:rFonts w:ascii="Arial" w:cs="Arial" w:eastAsia="Arial" w:hAnsi="Arial"/>
+                <w:b w:val="false"/>
+                <w:bCs w:val="false"/>
+                <w:i w:val="false"/>
+                <w:iCs w:val="false"/>
+                <w:color w:val="000000"/>
+                <w:sz w:val="20"/>
+                <w:szCs w:val="20"/>
+              </w:rPr>
+              <w:t xml:space="preserve">    • Identify best practices</w:t>
+            </w:r>
+            <w:r>
+              <w:rPr>
+                <w:rFonts w:ascii="Arial" w:cs="Arial" w:eastAsia="Arial" w:hAnsi="Arial"/>
+                <w:sz w:val="20"/>
+                <w:szCs w:val="20"/>
+              </w:rPr>
+              <w:br/>
+              <w:t xml:space="preserve"/>
+            </w:r>
+            <w:r>
+              <w:rPr>
+                <w:rFonts w:ascii="Arial" w:cs="Arial" w:eastAsia="Arial" w:hAnsi="Arial"/>
+                <w:b w:val="false"/>
+                <w:bCs w:val="false"/>
+                <w:i w:val="false"/>
+                <w:iCs w:val="false"/>
+                <w:color w:val="000000"/>
+                <w:sz w:val="20"/>
+                <w:szCs w:val="20"/>
+              </w:rPr>
+              <w:t xml:space="preserve">    • Predict program output</w:t>
+            </w:r>
+            <w:r>
+              <w:rPr>
+                <w:rFonts w:ascii="Arial" w:cs="Arial" w:eastAsia="Arial" w:hAnsi="Arial"/>
+                <w:sz w:val="20"/>
+                <w:szCs w:val="20"/>
+              </w:rPr>
+              <w:br/>
+              <w:t xml:space="preserve"/>
+            </w:r>
+            <w:r>
+              <w:rPr>
+                <w:rFonts w:ascii="Arial" w:cs="Arial" w:eastAsia="Arial" w:hAnsi="Arial"/>
+                <w:sz w:val="20"/>
+                <w:szCs w:val="20"/>
+              </w:rPr>
+              <w:br/>
+              <w:t xml:space="preserve"/>
+            </w:r>
+            <w:r>
+              <w:rPr>
+                <w:rFonts w:ascii="Arial" w:cs="Arial" w:eastAsia="Arial" w:hAnsi="Arial"/>
+                <w:b/>
+                <w:bCs/>
+                <w:i w:val="false"/>
+                <w:iCs w:val="false"/>
+                <w:color w:val="000000"/>
+                <w:sz w:val="20"/>
+                <w:szCs w:val="20"/>
+              </w:rPr>
+              <w:t xml:space="preserve">Vocabulary: </w:t>
+            </w:r>
+            <w:r>
+              <w:rPr>
+                <w:rFonts w:ascii="Arial" w:cs="Arial" w:eastAsia="Arial" w:hAnsi="Arial"/>
+                <w:b w:val="false"/>
+                <w:bCs w:val="false"/>
+                <w:i w:val="false"/>
+                <w:iCs w:val="false"/>
+                <w:color w:val="000000"/>
+                <w:sz w:val="20"/>
+                <w:szCs w:val="20"/>
+              </w:rPr>
+              <w:t xml:space="preserve">Definitely know, Important edge cases, Multiple Choice Example, Short Answer Example, Code Trace Example, Code Writing Example</w:t>
+            </w:r>
+            <w:r>
+              <w:rPr>
+                <w:rFonts w:ascii="Arial" w:cs="Arial" w:eastAsia="Arial" w:hAnsi="Arial"/>
+                <w:sz w:val="20"/>
+                <w:szCs w:val="20"/>
+              </w:rPr>
+              <w:br/>
+              <w:t xml:space="preserve"/>
+            </w:r>
+            <w:r>
+              <w:rPr>
+                <w:rFonts w:ascii="Arial" w:cs="Arial" w:eastAsia="Arial" w:hAnsi="Arial"/>
+                <w:sz w:val="20"/>
+                <w:szCs w:val="20"/>
+              </w:rPr>
+              <w:br/>
+              <w:t xml:space="preserve"/>
+            </w:r>
+            <w:r>
+              <w:rPr>
+                <w:rFonts w:ascii="Arial" w:cs="Arial" w:eastAsia="Arial" w:hAnsi="Arial"/>
                 <w:b/>
                 <w:bCs/>
                 <w:i/>
@@ -723,7 +1093,29 @@
                 <w:sz w:val="20"/>
                 <w:szCs w:val="20"/>
               </w:rPr>
-              <w:t xml:space="preserve">    Work through problems from the day's exercise set.</w:t>
+              <w:t xml:space="preserve">    Students complete the assessment independently.</w:t>
+            </w:r>
+            <w:r>
+              <w:rPr>
+                <w:rFonts w:ascii="Arial" w:cs="Arial" w:eastAsia="Arial" w:hAnsi="Arial"/>
+                <w:sz w:val="20"/>
+                <w:szCs w:val="20"/>
+              </w:rPr>
+              <w:br/>
+              <w:t xml:space="preserve"/>
+            </w:r>
+            <w:r>
+              <w:rPr>
+                <w:rFonts w:ascii="Arial" w:cs="Arial" w:eastAsia="Arial" w:hAnsi="Arial"/>
+                <w:b w:val="false"/>
+                <w:bCs w:val="false"/>
+                <w:i w:val="false"/>
+                <w:iCs w:val="false"/>
+                <w:color w:val="000000"/>
+                <w:sz w:val="20"/>
+                <w:szCs w:val="20"/>
+              </w:rPr>
+              <w:t xml:space="preserve">    Remind students to check their work before submitting.</w:t>
             </w:r>
             <w:r>
               <w:rPr>
@@ -891,6 +1283,1886 @@
     <w:p>
       <w:pPr>
         <w:spacing w:after="200"/>
+      </w:pPr>
+    </w:p>
+    <w:p>
+      <w:pPr>
+        <w:pBdr>
+          <w:bottom w:val="single" w:color="2B5797" w:sz="4" w:space="4"/>
+        </w:pBdr>
+        <w:spacing w:after="100" w:before="120"/>
+      </w:pPr>
+      <w:r>
+        <w:rPr>
+          <w:rFonts w:ascii="Arial" w:cs="Arial" w:eastAsia="Arial" w:hAnsi="Arial"/>
+          <w:b/>
+          <w:bCs/>
+          <w:color w:val="2B5797"/>
+          <w:sz w:val="24"/>
+          <w:szCs w:val="24"/>
+        </w:rPr>
+        <w:t xml:space="preserve">Key Concepts</w:t>
+      </w:r>
+    </w:p>
+    <w:p>
+      <w:pPr>
+        <w:spacing w:after="60"/>
+      </w:pPr>
+      <w:r>
+        <w:rPr>
+          <w:rFonts w:ascii="Arial" w:cs="Arial" w:eastAsia="Arial" w:hAnsi="Arial"/>
+          <w:sz w:val="20"/>
+          <w:szCs w:val="20"/>
+        </w:rPr>
+        <w:t xml:space="preserve">The Unit 2 Assessment evaluates your understanding of variables, data types, expressions, and your ability to build complete programs. The assessment has multiple sections designed to measure different skills.</w:t>
+      </w:r>
+    </w:p>
+    <w:p>
+      <w:pPr>
+        <w:spacing w:after="60"/>
+      </w:pPr>
+      <w:r>
+        <w:rPr>
+          <w:rFonts w:ascii="Arial" w:cs="Arial" w:eastAsia="Arial" w:hAnsi="Arial"/>
+          <w:sz w:val="20"/>
+          <w:szCs w:val="20"/>
+        </w:rPr>
+        <w:t xml:space="preserve">Total Points: 100</w:t>
+      </w:r>
+    </w:p>
+    <w:p>
+      <w:pPr>
+        <w:spacing w:after="60"/>
+      </w:pPr>
+      <w:r>
+        <w:rPr>
+          <w:rFonts w:ascii="Arial" w:cs="Arial" w:eastAsia="Arial" w:hAnsi="Arial"/>
+          <w:sz w:val="20"/>
+          <w:szCs w:val="20"/>
+        </w:rPr>
+        <w:t xml:space="preserve">Section 1: Multiple Choice (20 points, 1 point each)</w:t>
+      </w:r>
+    </w:p>
+    <w:p>
+      <w:pPr>
+        <w:spacing w:after="60"/>
+        <w:ind w:left="360"/>
+      </w:pPr>
+      <w:r>
+        <w:rPr>
+          <w:rFonts w:ascii="Arial" w:cs="Arial" w:eastAsia="Arial" w:hAnsi="Arial"/>
+          <w:sz w:val="20"/>
+          <w:szCs w:val="20"/>
+        </w:rPr>
+        <w:t xml:space="preserve">• </w:t>
+      </w:r>
+      <w:r>
+        <w:rPr>
+          <w:rFonts w:ascii="Arial" w:cs="Arial" w:eastAsia="Arial" w:hAnsi="Arial"/>
+          <w:sz w:val="20"/>
+          <w:szCs w:val="20"/>
+        </w:rPr>
+        <w:t xml:space="preserve">Identify data types</w:t>
+      </w:r>
+    </w:p>
+    <w:p>
+      <w:pPr>
+        <w:spacing w:after="60"/>
+        <w:ind w:left="360"/>
+      </w:pPr>
+      <w:r>
+        <w:rPr>
+          <w:rFonts w:ascii="Arial" w:cs="Arial" w:eastAsia="Arial" w:hAnsi="Arial"/>
+          <w:sz w:val="20"/>
+          <w:szCs w:val="20"/>
+        </w:rPr>
+        <w:t xml:space="preserve">• </w:t>
+      </w:r>
+      <w:r>
+        <w:rPr>
+          <w:rFonts w:ascii="Arial" w:cs="Arial" w:eastAsia="Arial" w:hAnsi="Arial"/>
+          <w:sz w:val="20"/>
+          <w:szCs w:val="20"/>
+        </w:rPr>
+        <w:t xml:space="preserve">Predict output</w:t>
+      </w:r>
+    </w:p>
+    <w:p>
+      <w:pPr>
+        <w:spacing w:after="60"/>
+        <w:ind w:left="360"/>
+      </w:pPr>
+      <w:r>
+        <w:rPr>
+          <w:rFonts w:ascii="Arial" w:cs="Arial" w:eastAsia="Arial" w:hAnsi="Arial"/>
+          <w:sz w:val="20"/>
+          <w:szCs w:val="20"/>
+        </w:rPr>
+        <w:t xml:space="preserve">• </w:t>
+      </w:r>
+      <w:r>
+        <w:rPr>
+          <w:rFonts w:ascii="Arial" w:cs="Arial" w:eastAsia="Arial" w:hAnsi="Arial"/>
+          <w:sz w:val="20"/>
+          <w:szCs w:val="20"/>
+        </w:rPr>
+        <w:t xml:space="preserve">Understand operators</w:t>
+      </w:r>
+    </w:p>
+    <w:p>
+      <w:pPr>
+        <w:spacing w:after="60"/>
+        <w:ind w:left="360"/>
+      </w:pPr>
+      <w:r>
+        <w:rPr>
+          <w:rFonts w:ascii="Arial" w:cs="Arial" w:eastAsia="Arial" w:hAnsi="Arial"/>
+          <w:sz w:val="20"/>
+          <w:szCs w:val="20"/>
+        </w:rPr>
+        <w:t xml:space="preserve">• </w:t>
+      </w:r>
+      <w:r>
+        <w:rPr>
+          <w:rFonts w:ascii="Arial" w:cs="Arial" w:eastAsia="Arial" w:hAnsi="Arial"/>
+          <w:sz w:val="20"/>
+          <w:szCs w:val="20"/>
+        </w:rPr>
+        <w:t xml:space="preserve">Recognize errors</w:t>
+      </w:r>
+    </w:p>
+    <w:p>
+      <w:pPr>
+        <w:spacing w:after="60"/>
+      </w:pPr>
+      <w:r>
+        <w:rPr>
+          <w:rFonts w:ascii="Arial" w:cs="Arial" w:eastAsia="Arial" w:hAnsi="Arial"/>
+          <w:sz w:val="20"/>
+          <w:szCs w:val="20"/>
+        </w:rPr>
+        <w:t xml:space="preserve">Section 2: Short Answer (20 points, 5 points each)</w:t>
+      </w:r>
+    </w:p>
+    <w:p>
+      <w:pPr>
+        <w:spacing w:after="60"/>
+        <w:ind w:left="360"/>
+      </w:pPr>
+      <w:r>
+        <w:rPr>
+          <w:rFonts w:ascii="Arial" w:cs="Arial" w:eastAsia="Arial" w:hAnsi="Arial"/>
+          <w:sz w:val="20"/>
+          <w:szCs w:val="20"/>
+        </w:rPr>
+        <w:t xml:space="preserve">• </w:t>
+      </w:r>
+      <w:r>
+        <w:rPr>
+          <w:rFonts w:ascii="Arial" w:cs="Arial" w:eastAsia="Arial" w:hAnsi="Arial"/>
+          <w:sz w:val="20"/>
+          <w:szCs w:val="20"/>
+        </w:rPr>
+        <w:t xml:space="preserve">Explain concepts</w:t>
+      </w:r>
+    </w:p>
+    <w:p>
+      <w:pPr>
+        <w:spacing w:after="60"/>
+        <w:ind w:left="360"/>
+      </w:pPr>
+      <w:r>
+        <w:rPr>
+          <w:rFonts w:ascii="Arial" w:cs="Arial" w:eastAsia="Arial" w:hAnsi="Arial"/>
+          <w:sz w:val="20"/>
+          <w:szCs w:val="20"/>
+        </w:rPr>
+        <w:t xml:space="preserve">• </w:t>
+      </w:r>
+      <w:r>
+        <w:rPr>
+          <w:rFonts w:ascii="Arial" w:cs="Arial" w:eastAsia="Arial" w:hAnsi="Arial"/>
+          <w:sz w:val="20"/>
+          <w:szCs w:val="20"/>
+        </w:rPr>
+        <w:t xml:space="preserve">Describe processes</w:t>
+      </w:r>
+    </w:p>
+    <w:p>
+      <w:pPr>
+        <w:spacing w:after="60"/>
+        <w:ind w:left="360"/>
+      </w:pPr>
+      <w:r>
+        <w:rPr>
+          <w:rFonts w:ascii="Arial" w:cs="Arial" w:eastAsia="Arial" w:hAnsi="Arial"/>
+          <w:sz w:val="20"/>
+          <w:szCs w:val="20"/>
+        </w:rPr>
+        <w:t xml:space="preserve">• </w:t>
+      </w:r>
+      <w:r>
+        <w:rPr>
+          <w:rFonts w:ascii="Arial" w:cs="Arial" w:eastAsia="Arial" w:hAnsi="Arial"/>
+          <w:sz w:val="20"/>
+          <w:szCs w:val="20"/>
+        </w:rPr>
+        <w:t xml:space="preserve">Identify best practices</w:t>
+      </w:r>
+    </w:p>
+    <w:p>
+      <w:pPr>
+        <w:spacing w:after="60"/>
+      </w:pPr>
+      <w:r>
+        <w:rPr>
+          <w:rFonts w:ascii="Arial" w:cs="Arial" w:eastAsia="Arial" w:hAnsi="Arial"/>
+          <w:sz w:val="20"/>
+          <w:szCs w:val="20"/>
+        </w:rPr>
+        <w:t xml:space="preserve">Section 3: Code Tracing (20 points, 4 points each)</w:t>
+      </w:r>
+    </w:p>
+    <w:p>
+      <w:pPr>
+        <w:spacing w:after="60"/>
+        <w:ind w:left="360"/>
+      </w:pPr>
+      <w:r>
+        <w:rPr>
+          <w:rFonts w:ascii="Arial" w:cs="Arial" w:eastAsia="Arial" w:hAnsi="Arial"/>
+          <w:sz w:val="20"/>
+          <w:szCs w:val="20"/>
+        </w:rPr>
+        <w:t xml:space="preserve">• </w:t>
+      </w:r>
+      <w:r>
+        <w:rPr>
+          <w:rFonts w:ascii="Arial" w:cs="Arial" w:eastAsia="Arial" w:hAnsi="Arial"/>
+          <w:sz w:val="20"/>
+          <w:szCs w:val="20"/>
+        </w:rPr>
+        <w:t xml:space="preserve">Predict program output</w:t>
+      </w:r>
+    </w:p>
+    <w:p>
+      <w:pPr>
+        <w:spacing w:after="60"/>
+        <w:ind w:left="360"/>
+      </w:pPr>
+      <w:r>
+        <w:rPr>
+          <w:rFonts w:ascii="Arial" w:cs="Arial" w:eastAsia="Arial" w:hAnsi="Arial"/>
+          <w:sz w:val="20"/>
+          <w:szCs w:val="20"/>
+        </w:rPr>
+        <w:t xml:space="preserve">• </w:t>
+      </w:r>
+      <w:r>
+        <w:rPr>
+          <w:rFonts w:ascii="Arial" w:cs="Arial" w:eastAsia="Arial" w:hAnsi="Arial"/>
+          <w:sz w:val="20"/>
+          <w:szCs w:val="20"/>
+        </w:rPr>
+        <w:t xml:space="preserve">Identify variable values</w:t>
+      </w:r>
+    </w:p>
+    <w:p>
+      <w:pPr>
+        <w:spacing w:after="60"/>
+        <w:ind w:left="360"/>
+      </w:pPr>
+      <w:r>
+        <w:rPr>
+          <w:rFonts w:ascii="Arial" w:cs="Arial" w:eastAsia="Arial" w:hAnsi="Arial"/>
+          <w:sz w:val="20"/>
+          <w:szCs w:val="20"/>
+        </w:rPr>
+        <w:t xml:space="preserve">• </w:t>
+      </w:r>
+      <w:r>
+        <w:rPr>
+          <w:rFonts w:ascii="Arial" w:cs="Arial" w:eastAsia="Arial" w:hAnsi="Arial"/>
+          <w:sz w:val="20"/>
+          <w:szCs w:val="20"/>
+        </w:rPr>
+        <w:t xml:space="preserve">Trace through calculations</w:t>
+      </w:r>
+    </w:p>
+    <w:p>
+      <w:pPr>
+        <w:spacing w:after="60"/>
+      </w:pPr>
+      <w:r>
+        <w:rPr>
+          <w:rFonts w:ascii="Arial" w:cs="Arial" w:eastAsia="Arial" w:hAnsi="Arial"/>
+          <w:sz w:val="20"/>
+          <w:szCs w:val="20"/>
+        </w:rPr>
+        <w:t xml:space="preserve">Section 4: Code Writing (40 points)</w:t>
+      </w:r>
+    </w:p>
+    <w:p>
+      <w:pPr>
+        <w:spacing w:after="60"/>
+        <w:ind w:left="360"/>
+      </w:pPr>
+      <w:r>
+        <w:rPr>
+          <w:rFonts w:ascii="Arial" w:cs="Arial" w:eastAsia="Arial" w:hAnsi="Arial"/>
+          <w:sz w:val="20"/>
+          <w:szCs w:val="20"/>
+        </w:rPr>
+        <w:t xml:space="preserve">• </w:t>
+      </w:r>
+      <w:r>
+        <w:rPr>
+          <w:rFonts w:ascii="Arial" w:cs="Arial" w:eastAsia="Arial" w:hAnsi="Arial"/>
+          <w:sz w:val="20"/>
+          <w:szCs w:val="20"/>
+        </w:rPr>
+        <w:t xml:space="preserve">Write programs to solve problems</w:t>
+      </w:r>
+    </w:p>
+    <w:p>
+      <w:pPr>
+        <w:spacing w:after="60"/>
+        <w:ind w:left="360"/>
+      </w:pPr>
+      <w:r>
+        <w:rPr>
+          <w:rFonts w:ascii="Arial" w:cs="Arial" w:eastAsia="Arial" w:hAnsi="Arial"/>
+          <w:sz w:val="20"/>
+          <w:szCs w:val="20"/>
+        </w:rPr>
+        <w:t xml:space="preserve">• </w:t>
+      </w:r>
+      <w:r>
+        <w:rPr>
+          <w:rFonts w:ascii="Arial" w:cs="Arial" w:eastAsia="Arial" w:hAnsi="Arial"/>
+          <w:sz w:val="20"/>
+          <w:szCs w:val="20"/>
+        </w:rPr>
+        <w:t xml:space="preserve">Demonstrate proper syntax</w:t>
+      </w:r>
+    </w:p>
+    <w:p>
+      <w:pPr>
+        <w:spacing w:after="60"/>
+        <w:ind w:left="360"/>
+      </w:pPr>
+      <w:r>
+        <w:rPr>
+          <w:rFonts w:ascii="Arial" w:cs="Arial" w:eastAsia="Arial" w:hAnsi="Arial"/>
+          <w:sz w:val="20"/>
+          <w:szCs w:val="20"/>
+        </w:rPr>
+        <w:t xml:space="preserve">• </w:t>
+      </w:r>
+      <w:r>
+        <w:rPr>
+          <w:rFonts w:ascii="Arial" w:cs="Arial" w:eastAsia="Arial" w:hAnsi="Arial"/>
+          <w:sz w:val="20"/>
+          <w:szCs w:val="20"/>
+        </w:rPr>
+        <w:t xml:space="preserve">Show correct logic</w:t>
+      </w:r>
+    </w:p>
+    <w:p>
+      <w:pPr>
+        <w:spacing w:after="60"/>
+      </w:pPr>
+      <w:r>
+        <w:rPr>
+          <w:rFonts w:ascii="Arial" w:cs="Arial" w:eastAsia="Arial" w:hAnsi="Arial"/>
+          <w:sz w:val="20"/>
+          <w:szCs w:val="20"/>
+        </w:rPr>
+        <w:t xml:space="preserve">Definitely know:</w:t>
+      </w:r>
+    </w:p>
+    <w:p>
+      <w:pPr>
+        <w:spacing w:after="60"/>
+        <w:ind w:left="360"/>
+      </w:pPr>
+      <w:r>
+        <w:rPr>
+          <w:rFonts w:ascii="Arial" w:cs="Arial" w:eastAsia="Arial" w:hAnsi="Arial"/>
+          <w:sz w:val="20"/>
+          <w:szCs w:val="20"/>
+        </w:rPr>
+        <w:t xml:space="preserve">• </w:t>
+      </w:r>
+      <w:r>
+        <w:rPr>
+          <w:rFonts w:ascii="Arial" w:cs="Arial" w:eastAsia="Arial" w:hAnsi="Arial"/>
+          <w:sz w:val="20"/>
+          <w:szCs w:val="20"/>
+        </w:rPr>
+        <w:t xml:space="preserve">[ ] Data types: int, float, str, bool</w:t>
+      </w:r>
+    </w:p>
+    <w:p>
+      <w:pPr>
+        <w:spacing w:after="60"/>
+        <w:ind w:left="360"/>
+      </w:pPr>
+      <w:r>
+        <w:rPr>
+          <w:rFonts w:ascii="Arial" w:cs="Arial" w:eastAsia="Arial" w:hAnsi="Arial"/>
+          <w:sz w:val="20"/>
+          <w:szCs w:val="20"/>
+        </w:rPr>
+        <w:t xml:space="preserve">• </w:t>
+      </w:r>
+      <w:r>
+        <w:rPr>
+          <w:rFonts w:ascii="Arial" w:cs="Arial" w:eastAsia="Arial" w:hAnsi="Arial"/>
+          <w:sz w:val="20"/>
+          <w:szCs w:val="20"/>
+        </w:rPr>
+        <w:t xml:space="preserve">[ ] Variable assignment and reassignment</w:t>
+      </w:r>
+    </w:p>
+    <w:p>
+      <w:pPr>
+        <w:spacing w:after="60"/>
+        <w:ind w:left="360"/>
+      </w:pPr>
+      <w:r>
+        <w:rPr>
+          <w:rFonts w:ascii="Arial" w:cs="Arial" w:eastAsia="Arial" w:hAnsi="Arial"/>
+          <w:sz w:val="20"/>
+          <w:szCs w:val="20"/>
+        </w:rPr>
+        <w:t xml:space="preserve">• </w:t>
+      </w:r>
+      <w:r>
+        <w:rPr>
+          <w:rFonts w:ascii="Arial" w:cs="Arial" w:eastAsia="Arial" w:hAnsi="Arial"/>
+          <w:sz w:val="20"/>
+          <w:szCs w:val="20"/>
+        </w:rPr>
+        <w:t xml:space="preserve">[ ] Type conversion (int(), float(), str())</w:t>
+      </w:r>
+    </w:p>
+    <w:p>
+      <w:pPr>
+        <w:spacing w:after="60"/>
+        <w:ind w:left="360"/>
+      </w:pPr>
+      <w:r>
+        <w:rPr>
+          <w:rFonts w:ascii="Arial" w:cs="Arial" w:eastAsia="Arial" w:hAnsi="Arial"/>
+          <w:sz w:val="20"/>
+          <w:szCs w:val="20"/>
+        </w:rPr>
+        <w:t xml:space="preserve">• </w:t>
+      </w:r>
+      <w:r>
+        <w:rPr>
+          <w:rFonts w:ascii="Arial" w:cs="Arial" w:eastAsia="Arial" w:hAnsi="Arial"/>
+          <w:sz w:val="20"/>
+          <w:szCs w:val="20"/>
+        </w:rPr>
+        <w:t xml:space="preserve">[ ] String indexing [i] and slicing [start:stop:step]</w:t>
+      </w:r>
+    </w:p>
+    <w:p>
+      <w:pPr>
+        <w:spacing w:after="60"/>
+        <w:ind w:left="360"/>
+      </w:pPr>
+      <w:r>
+        <w:rPr>
+          <w:rFonts w:ascii="Arial" w:cs="Arial" w:eastAsia="Arial" w:hAnsi="Arial"/>
+          <w:sz w:val="20"/>
+          <w:szCs w:val="20"/>
+        </w:rPr>
+        <w:t xml:space="preserve">• </w:t>
+      </w:r>
+      <w:r>
+        <w:rPr>
+          <w:rFonts w:ascii="Arial" w:cs="Arial" w:eastAsia="Arial" w:hAnsi="Arial"/>
+          <w:sz w:val="20"/>
+          <w:szCs w:val="20"/>
+        </w:rPr>
+        <w:t xml:space="preserve">[ ] String methods (.upper(), .lower(), .strip(), .replace(), .find(), .count())</w:t>
+      </w:r>
+    </w:p>
+    <w:p>
+      <w:pPr>
+        <w:spacing w:after="60"/>
+        <w:ind w:left="360"/>
+      </w:pPr>
+      <w:r>
+        <w:rPr>
+          <w:rFonts w:ascii="Arial" w:cs="Arial" w:eastAsia="Arial" w:hAnsi="Arial"/>
+          <w:sz w:val="20"/>
+          <w:szCs w:val="20"/>
+        </w:rPr>
+        <w:t xml:space="preserve">• </w:t>
+      </w:r>
+      <w:r>
+        <w:rPr>
+          <w:rFonts w:ascii="Arial" w:cs="Arial" w:eastAsia="Arial" w:hAnsi="Arial"/>
+          <w:sz w:val="20"/>
+          <w:szCs w:val="20"/>
+        </w:rPr>
+        <w:t xml:space="preserve">[ ] Arithmetic operators and PEMDAS</w:t>
+      </w:r>
+    </w:p>
+    <w:p>
+      <w:pPr>
+        <w:spacing w:after="60"/>
+        <w:ind w:left="360"/>
+      </w:pPr>
+      <w:r>
+        <w:rPr>
+          <w:rFonts w:ascii="Arial" w:cs="Arial" w:eastAsia="Arial" w:hAnsi="Arial"/>
+          <w:sz w:val="20"/>
+          <w:szCs w:val="20"/>
+        </w:rPr>
+        <w:t xml:space="preserve">• </w:t>
+      </w:r>
+      <w:r>
+        <w:rPr>
+          <w:rFonts w:ascii="Arial" w:cs="Arial" w:eastAsia="Arial" w:hAnsi="Arial"/>
+          <w:sz w:val="20"/>
+          <w:szCs w:val="20"/>
+        </w:rPr>
+        <w:t xml:space="preserve">[ ] Comparison operators (==, !=, &lt;, &gt;, &lt;=, &gt;=)</w:t>
+      </w:r>
+    </w:p>
+    <w:p>
+      <w:pPr>
+        <w:spacing w:after="60"/>
+        <w:ind w:left="360"/>
+      </w:pPr>
+      <w:r>
+        <w:rPr>
+          <w:rFonts w:ascii="Arial" w:cs="Arial" w:eastAsia="Arial" w:hAnsi="Arial"/>
+          <w:sz w:val="20"/>
+          <w:szCs w:val="20"/>
+        </w:rPr>
+        <w:t xml:space="preserve">• </w:t>
+      </w:r>
+      <w:r>
+        <w:rPr>
+          <w:rFonts w:ascii="Arial" w:cs="Arial" w:eastAsia="Arial" w:hAnsi="Arial"/>
+          <w:sz w:val="20"/>
+          <w:szCs w:val="20"/>
+        </w:rPr>
+        <w:t xml:space="preserve">[ ] F-string formatting {value:.2f}</w:t>
+      </w:r>
+    </w:p>
+    <w:p>
+      <w:pPr>
+        <w:spacing w:after="60"/>
+        <w:ind w:left="360"/>
+      </w:pPr>
+      <w:r>
+        <w:rPr>
+          <w:rFonts w:ascii="Arial" w:cs="Arial" w:eastAsia="Arial" w:hAnsi="Arial"/>
+          <w:sz w:val="20"/>
+          <w:szCs w:val="20"/>
+        </w:rPr>
+        <w:t xml:space="preserve">• </w:t>
+      </w:r>
+      <w:r>
+        <w:rPr>
+          <w:rFonts w:ascii="Arial" w:cs="Arial" w:eastAsia="Arial" w:hAnsi="Arial"/>
+          <w:sz w:val="20"/>
+          <w:szCs w:val="20"/>
+        </w:rPr>
+        <w:t xml:space="preserve">[ ] Augmented assignment (+=, -=, etc.)</w:t>
+      </w:r>
+    </w:p>
+    <w:p>
+      <w:pPr>
+        <w:spacing w:after="60"/>
+        <w:ind w:left="360"/>
+      </w:pPr>
+      <w:r>
+        <w:rPr>
+          <w:rFonts w:ascii="Arial" w:cs="Arial" w:eastAsia="Arial" w:hAnsi="Arial"/>
+          <w:sz w:val="20"/>
+          <w:szCs w:val="20"/>
+        </w:rPr>
+        <w:t xml:space="preserve">• </w:t>
+      </w:r>
+      <w:r>
+        <w:rPr>
+          <w:rFonts w:ascii="Arial" w:cs="Arial" w:eastAsia="Arial" w:hAnsi="Arial"/>
+          <w:sz w:val="20"/>
+          <w:szCs w:val="20"/>
+        </w:rPr>
+        <w:t xml:space="preserve">[ ] Multiple assignment and swapping</w:t>
+      </w:r>
+    </w:p>
+    <w:p>
+      <w:pPr>
+        <w:spacing w:after="60"/>
+        <w:ind w:left="360"/>
+      </w:pPr>
+      <w:r>
+        <w:rPr>
+          <w:rFonts w:ascii="Arial" w:cs="Arial" w:eastAsia="Arial" w:hAnsi="Arial"/>
+          <w:sz w:val="20"/>
+          <w:szCs w:val="20"/>
+        </w:rPr>
+        <w:t xml:space="preserve">• </w:t>
+      </w:r>
+      <w:r>
+        <w:rPr>
+          <w:rFonts w:ascii="Arial" w:cs="Arial" w:eastAsia="Arial" w:hAnsi="Arial"/>
+          <w:sz w:val="20"/>
+          <w:szCs w:val="20"/>
+        </w:rPr>
+        <w:t xml:space="preserve">[ ] Math module (math.sqrt(), math.pi)</w:t>
+      </w:r>
+    </w:p>
+    <w:p>
+      <w:pPr>
+        <w:spacing w:after="60"/>
+        <w:ind w:left="360"/>
+      </w:pPr>
+      <w:r>
+        <w:rPr>
+          <w:rFonts w:ascii="Arial" w:cs="Arial" w:eastAsia="Arial" w:hAnsi="Arial"/>
+          <w:sz w:val="20"/>
+          <w:szCs w:val="20"/>
+        </w:rPr>
+        <w:t xml:space="preserve">• </w:t>
+      </w:r>
+      <w:r>
+        <w:rPr>
+          <w:rFonts w:ascii="Arial" w:cs="Arial" w:eastAsia="Arial" w:hAnsi="Arial"/>
+          <w:sz w:val="20"/>
+          <w:szCs w:val="20"/>
+        </w:rPr>
+        <w:t xml:space="preserve">[ ] Building complete programs with input/output</w:t>
+      </w:r>
+    </w:p>
+    <w:p>
+      <w:pPr>
+        <w:spacing w:after="60"/>
+      </w:pPr>
+      <w:r>
+        <w:rPr>
+          <w:rFonts w:ascii="Arial" w:cs="Arial" w:eastAsia="Arial" w:hAnsi="Arial"/>
+          <w:sz w:val="20"/>
+          <w:szCs w:val="20"/>
+        </w:rPr>
+        <w:t xml:space="preserve">Important edge cases:</w:t>
+      </w:r>
+    </w:p>
+    <w:p>
+      <w:pPr>
+        <w:spacing w:after="60"/>
+        <w:ind w:left="360"/>
+      </w:pPr>
+      <w:r>
+        <w:rPr>
+          <w:rFonts w:ascii="Arial" w:cs="Arial" w:eastAsia="Arial" w:hAnsi="Arial"/>
+          <w:sz w:val="20"/>
+          <w:szCs w:val="20"/>
+        </w:rPr>
+        <w:t xml:space="preserve">• </w:t>
+      </w:r>
+      <w:r>
+        <w:rPr>
+          <w:rFonts w:ascii="Arial" w:cs="Arial" w:eastAsia="Arial" w:hAnsi="Arial"/>
+          <w:sz w:val="20"/>
+          <w:szCs w:val="20"/>
+        </w:rPr>
+        <w:t xml:space="preserve">[ ] Division / returns float (use // for integer division)</w:t>
+      </w:r>
+    </w:p>
+    <w:p>
+      <w:pPr>
+        <w:spacing w:after="60"/>
+        <w:ind w:left="360"/>
+      </w:pPr>
+      <w:r>
+        <w:rPr>
+          <w:rFonts w:ascii="Arial" w:cs="Arial" w:eastAsia="Arial" w:hAnsi="Arial"/>
+          <w:sz w:val="20"/>
+          <w:szCs w:val="20"/>
+        </w:rPr>
+        <w:t xml:space="preserve">• </w:t>
+      </w:r>
+      <w:r>
+        <w:rPr>
+          <w:rFonts w:ascii="Arial" w:cs="Arial" w:eastAsia="Arial" w:hAnsi="Arial"/>
+          <w:sz w:val="20"/>
+          <w:szCs w:val="20"/>
+        </w:rPr>
+        <w:t xml:space="preserve">[ ] Strings are immutable (can't change individual characters)</w:t>
+      </w:r>
+    </w:p>
+    <w:p>
+      <w:pPr>
+        <w:spacing w:after="60"/>
+        <w:ind w:left="360"/>
+      </w:pPr>
+      <w:r>
+        <w:rPr>
+          <w:rFonts w:ascii="Arial" w:cs="Arial" w:eastAsia="Arial" w:hAnsi="Arial"/>
+          <w:sz w:val="20"/>
+          <w:szCs w:val="20"/>
+        </w:rPr>
+        <w:t xml:space="preserve">• </w:t>
+      </w:r>
+      <w:r>
+        <w:rPr>
+          <w:rFonts w:ascii="Arial" w:cs="Arial" w:eastAsia="Arial" w:hAnsi="Arial"/>
+          <w:sz w:val="20"/>
+          <w:szCs w:val="20"/>
+        </w:rPr>
+        <w:t xml:space="preserve">[ ] Indexing starts at 0</w:t>
+      </w:r>
+    </w:p>
+    <w:p>
+      <w:pPr>
+        <w:spacing w:after="60"/>
+        <w:ind w:left="360"/>
+      </w:pPr>
+      <w:r>
+        <w:rPr>
+          <w:rFonts w:ascii="Arial" w:cs="Arial" w:eastAsia="Arial" w:hAnsi="Arial"/>
+          <w:sz w:val="20"/>
+          <w:szCs w:val="20"/>
+        </w:rPr>
+        <w:t xml:space="preserve">• </w:t>
+      </w:r>
+      <w:r>
+        <w:rPr>
+          <w:rFonts w:ascii="Arial" w:cs="Arial" w:eastAsia="Arial" w:hAnsi="Arial"/>
+          <w:sz w:val="20"/>
+          <w:szCs w:val="20"/>
+        </w:rPr>
+        <w:t xml:space="preserve">[ ] Slice stop is exclusive</w:t>
+      </w:r>
+    </w:p>
+    <w:p>
+      <w:pPr>
+        <w:spacing w:after="60"/>
+        <w:ind w:left="360"/>
+      </w:pPr>
+      <w:r>
+        <w:rPr>
+          <w:rFonts w:ascii="Arial" w:cs="Arial" w:eastAsia="Arial" w:hAnsi="Arial"/>
+          <w:sz w:val="20"/>
+          <w:szCs w:val="20"/>
+        </w:rPr>
+        <w:t xml:space="preserve">• </w:t>
+      </w:r>
+      <w:r>
+        <w:rPr>
+          <w:rFonts w:ascii="Arial" w:cs="Arial" w:eastAsia="Arial" w:hAnsi="Arial"/>
+          <w:sz w:val="20"/>
+          <w:szCs w:val="20"/>
+        </w:rPr>
+        <w:t xml:space="preserve">[ ] Negative indices count from the end</w:t>
+      </w:r>
+    </w:p>
+    <w:p>
+      <w:pPr>
+        <w:spacing w:after="60"/>
+        <w:ind w:left="360"/>
+      </w:pPr>
+      <w:r>
+        <w:rPr>
+          <w:rFonts w:ascii="Arial" w:cs="Arial" w:eastAsia="Arial" w:hAnsi="Arial"/>
+          <w:sz w:val="20"/>
+          <w:szCs w:val="20"/>
+        </w:rPr>
+        <w:t xml:space="preserve">• </w:t>
+      </w:r>
+      <w:r>
+        <w:rPr>
+          <w:rFonts w:ascii="Arial" w:cs="Arial" w:eastAsia="Arial" w:hAnsi="Arial"/>
+          <w:sz w:val="20"/>
+          <w:szCs w:val="20"/>
+        </w:rPr>
+        <w:t xml:space="preserve">[ ] input() returns a string (need type conversion)</w:t>
+      </w:r>
+    </w:p>
+    <w:p>
+      <w:pPr>
+        <w:spacing w:after="60"/>
+        <w:ind w:left="360"/>
+      </w:pPr>
+      <w:r>
+        <w:rPr>
+          <w:rFonts w:ascii="Arial" w:cs="Arial" w:eastAsia="Arial" w:hAnsi="Arial"/>
+          <w:sz w:val="20"/>
+          <w:szCs w:val="20"/>
+        </w:rPr>
+        <w:t xml:space="preserve">• </w:t>
+      </w:r>
+      <w:r>
+        <w:rPr>
+          <w:rFonts w:ascii="Arial" w:cs="Arial" w:eastAsia="Arial" w:hAnsi="Arial"/>
+          <w:sz w:val="20"/>
+          <w:szCs w:val="20"/>
+        </w:rPr>
+        <w:t xml:space="preserve">[ ] input().strip() removes whitespace</w:t>
+      </w:r>
+    </w:p>
+    <w:p>
+      <w:pPr>
+        <w:spacing w:after="60"/>
+      </w:pPr>
+      <w:r>
+        <w:rPr>
+          <w:rFonts w:ascii="Arial" w:cs="Arial" w:eastAsia="Arial" w:hAnsi="Arial"/>
+          <w:sz w:val="20"/>
+          <w:szCs w:val="20"/>
+        </w:rPr>
+        <w:t xml:space="preserve">Multiple Choice Example:</w:t>
+      </w:r>
+    </w:p>
+    <w:p>
+      <w:pPr>
+        <w:spacing w:after="60"/>
+      </w:pPr>
+      <w:r>
+        <w:rPr>
+          <w:rFonts w:ascii="Arial" w:cs="Arial" w:eastAsia="Arial" w:hAnsi="Arial"/>
+          <w:sz w:val="20"/>
+          <w:szCs w:val="20"/>
+        </w:rPr>
+        <w:t xml:space="preserve">What is the output of print("Python"[1:4])?</w:t>
+      </w:r>
+    </w:p>
+    <w:p>
+      <w:pPr>
+        <w:spacing w:after="60"/>
+      </w:pPr>
+      <w:r>
+        <w:rPr>
+          <w:rFonts w:ascii="Arial" w:cs="Arial" w:eastAsia="Arial" w:hAnsi="Arial"/>
+          <w:sz w:val="20"/>
+          <w:szCs w:val="20"/>
+        </w:rPr>
+        <w:t xml:space="preserve">a) "yth"</w:t>
+      </w:r>
+    </w:p>
+    <w:p>
+      <w:pPr>
+        <w:spacing w:after="60"/>
+      </w:pPr>
+      <w:r>
+        <w:rPr>
+          <w:rFonts w:ascii="Arial" w:cs="Arial" w:eastAsia="Arial" w:hAnsi="Arial"/>
+          <w:sz w:val="20"/>
+          <w:szCs w:val="20"/>
+        </w:rPr>
+        <w:t xml:space="preserve">b) "ytho"</w:t>
+      </w:r>
+    </w:p>
+    <w:p>
+      <w:pPr>
+        <w:spacing w:after="60"/>
+      </w:pPr>
+      <w:r>
+        <w:rPr>
+          <w:rFonts w:ascii="Arial" w:cs="Arial" w:eastAsia="Arial" w:hAnsi="Arial"/>
+          <w:sz w:val="20"/>
+          <w:szCs w:val="20"/>
+        </w:rPr>
+        <w:t xml:space="preserve">c) "tho"</w:t>
+      </w:r>
+    </w:p>
+    <w:p>
+      <w:pPr>
+        <w:spacing w:after="60"/>
+      </w:pPr>
+      <w:r>
+        <w:rPr>
+          <w:rFonts w:ascii="Arial" w:cs="Arial" w:eastAsia="Arial" w:hAnsi="Arial"/>
+          <w:sz w:val="20"/>
+          <w:szCs w:val="20"/>
+        </w:rPr>
+        <w:t xml:space="preserve">d) "yt"</w:t>
+      </w:r>
+    </w:p>
+    <w:p>
+      <w:pPr>
+        <w:spacing w:after="60"/>
+      </w:pPr>
+      <w:r>
+        <w:rPr>
+          <w:rFonts w:ascii="Arial" w:cs="Arial" w:eastAsia="Arial" w:hAnsi="Arial"/>
+          <w:sz w:val="20"/>
+          <w:szCs w:val="20"/>
+        </w:rPr>
+        <w:t xml:space="preserve">Short Answer Example:</w:t>
+      </w:r>
+    </w:p>
+    <w:p>
+      <w:pPr>
+        <w:spacing w:after="60"/>
+      </w:pPr>
+      <w:r>
+        <w:rPr>
+          <w:rFonts w:ascii="Arial" w:cs="Arial" w:eastAsia="Arial" w:hAnsi="Arial"/>
+          <w:sz w:val="20"/>
+          <w:szCs w:val="20"/>
+        </w:rPr>
+        <w:t xml:space="preserve">Explain the difference between = and == and give an example of how each is used.</w:t>
+      </w:r>
+    </w:p>
+    <w:p>
+      <w:pPr>
+        <w:spacing w:after="60"/>
+      </w:pPr>
+      <w:r>
+        <w:rPr>
+          <w:rFonts w:ascii="Arial" w:cs="Arial" w:eastAsia="Arial" w:hAnsi="Arial"/>
+          <w:sz w:val="20"/>
+          <w:szCs w:val="20"/>
+        </w:rPr>
+        <w:t xml:space="preserve">Code Trace Example:</w:t>
+      </w:r>
+    </w:p>
+    <w:p>
+      <w:pPr>
+        <w:spacing w:after="60"/>
+      </w:pPr>
+      <w:r>
+        <w:rPr>
+          <w:rFonts w:ascii="Arial" w:cs="Arial" w:eastAsia="Arial" w:hAnsi="Arial"/>
+          <w:sz w:val="20"/>
+          <w:szCs w:val="20"/>
+        </w:rPr>
+        <w:t xml:space="preserve">What does this print?</w:t>
+      </w:r>
+    </w:p>
+    <w:p>
+      <w:pPr>
+        <w:spacing w:after="60"/>
+      </w:pPr>
+      <w:r>
+        <w:rPr>
+          <w:rFonts w:ascii="Arial" w:cs="Arial" w:eastAsia="Arial" w:hAnsi="Arial"/>
+          <w:sz w:val="20"/>
+          <w:szCs w:val="20"/>
+        </w:rPr>
+        <w:t xml:space="preserve">Code Writing Example:</w:t>
+      </w:r>
+    </w:p>
+    <w:p>
+      <w:pPr>
+        <w:spacing w:after="60"/>
+      </w:pPr>
+      <w:r>
+        <w:rPr>
+          <w:rFonts w:ascii="Arial" w:cs="Arial" w:eastAsia="Arial" w:hAnsi="Arial"/>
+          <w:sz w:val="20"/>
+          <w:szCs w:val="20"/>
+        </w:rPr>
+        <w:t xml:space="preserve">Write a program that:</w:t>
+      </w:r>
+    </w:p>
+    <w:p>
+      <w:pPr>
+        <w:spacing w:after="60"/>
+        <w:ind w:left="360"/>
+      </w:pPr>
+      <w:r>
+        <w:rPr>
+          <w:rFonts w:ascii="Arial" w:cs="Arial" w:eastAsia="Arial" w:hAnsi="Arial"/>
+          <w:sz w:val="20"/>
+          <w:szCs w:val="20"/>
+        </w:rPr>
+        <w:t xml:space="preserve">• </w:t>
+      </w:r>
+      <w:r>
+        <w:rPr>
+          <w:rFonts w:ascii="Arial" w:cs="Arial" w:eastAsia="Arial" w:hAnsi="Arial"/>
+          <w:sz w:val="20"/>
+          <w:szCs w:val="20"/>
+        </w:rPr>
+        <w:t xml:space="preserve">Asks for an item price</w:t>
+      </w:r>
+    </w:p>
+    <w:p>
+      <w:pPr>
+        <w:spacing w:after="60"/>
+        <w:ind w:left="360"/>
+      </w:pPr>
+      <w:r>
+        <w:rPr>
+          <w:rFonts w:ascii="Arial" w:cs="Arial" w:eastAsia="Arial" w:hAnsi="Arial"/>
+          <w:sz w:val="20"/>
+          <w:szCs w:val="20"/>
+        </w:rPr>
+        <w:t xml:space="preserve">• </w:t>
+      </w:r>
+      <w:r>
+        <w:rPr>
+          <w:rFonts w:ascii="Arial" w:cs="Arial" w:eastAsia="Arial" w:hAnsi="Arial"/>
+          <w:sz w:val="20"/>
+          <w:szCs w:val="20"/>
+        </w:rPr>
+        <w:t xml:space="preserve">Asks for a tip percentage</w:t>
+      </w:r>
+    </w:p>
+    <w:p>
+      <w:pPr>
+        <w:spacing w:after="60"/>
+        <w:ind w:left="360"/>
+      </w:pPr>
+      <w:r>
+        <w:rPr>
+          <w:rFonts w:ascii="Arial" w:cs="Arial" w:eastAsia="Arial" w:hAnsi="Arial"/>
+          <w:sz w:val="20"/>
+          <w:szCs w:val="20"/>
+        </w:rPr>
+        <w:t xml:space="preserve">• </w:t>
+      </w:r>
+      <w:r>
+        <w:rPr>
+          <w:rFonts w:ascii="Arial" w:cs="Arial" w:eastAsia="Arial" w:hAnsi="Arial"/>
+          <w:sz w:val="20"/>
+          <w:szCs w:val="20"/>
+        </w:rPr>
+        <w:t xml:space="preserve">Calculates tip amount</w:t>
+      </w:r>
+    </w:p>
+    <w:p>
+      <w:pPr>
+        <w:spacing w:after="60"/>
+        <w:ind w:left="360"/>
+      </w:pPr>
+      <w:r>
+        <w:rPr>
+          <w:rFonts w:ascii="Arial" w:cs="Arial" w:eastAsia="Arial" w:hAnsi="Arial"/>
+          <w:sz w:val="20"/>
+          <w:szCs w:val="20"/>
+        </w:rPr>
+        <w:t xml:space="preserve">• </w:t>
+      </w:r>
+      <w:r>
+        <w:rPr>
+          <w:rFonts w:ascii="Arial" w:cs="Arial" w:eastAsia="Arial" w:hAnsi="Arial"/>
+          <w:sz w:val="20"/>
+          <w:szCs w:val="20"/>
+        </w:rPr>
+        <w:t xml:space="preserve">Displays formatted total with tip</w:t>
+      </w:r>
+    </w:p>
+    <w:p>
+      <w:pPr>
+        <w:spacing w:after="60"/>
+      </w:pPr>
+      <w:r>
+        <w:rPr>
+          <w:rFonts w:ascii="Arial" w:cs="Arial" w:eastAsia="Arial" w:hAnsi="Arial"/>
+          <w:sz w:val="20"/>
+          <w:szCs w:val="20"/>
+        </w:rPr>
+        <w:t xml:space="preserve">Before you start:</w:t>
+      </w:r>
+    </w:p>
+    <w:p>
+      <w:pPr>
+        <w:spacing w:after="60"/>
+      </w:pPr>
+      <w:r>
+        <w:rPr>
+          <w:rFonts w:ascii="Arial" w:cs="Arial" w:eastAsia="Arial" w:hAnsi="Arial"/>
+          <w:sz w:val="20"/>
+          <w:szCs w:val="20"/>
+        </w:rPr>
+        <w:t xml:space="preserve">1. Read all questions carefully</w:t>
+      </w:r>
+    </w:p>
+    <w:p>
+      <w:pPr>
+        <w:spacing w:after="60"/>
+      </w:pPr>
+      <w:r>
+        <w:rPr>
+          <w:rFonts w:ascii="Arial" w:cs="Arial" w:eastAsia="Arial" w:hAnsi="Arial"/>
+          <w:sz w:val="20"/>
+          <w:szCs w:val="20"/>
+        </w:rPr>
+        <w:t xml:space="preserve">2. Manage your time (roughly 20 min per section)</w:t>
+      </w:r>
+    </w:p>
+    <w:p>
+      <w:pPr>
+        <w:spacing w:after="60"/>
+      </w:pPr>
+      <w:r>
+        <w:rPr>
+          <w:rFonts w:ascii="Arial" w:cs="Arial" w:eastAsia="Arial" w:hAnsi="Arial"/>
+          <w:sz w:val="20"/>
+          <w:szCs w:val="20"/>
+        </w:rPr>
+        <w:t xml:space="preserve">3. Answer easy questions first, hard ones later</w:t>
+      </w:r>
+    </w:p>
+    <w:p>
+      <w:pPr>
+        <w:spacing w:after="60"/>
+      </w:pPr>
+      <w:r>
+        <w:rPr>
+          <w:rFonts w:ascii="Arial" w:cs="Arial" w:eastAsia="Arial" w:hAnsi="Arial"/>
+          <w:sz w:val="20"/>
+          <w:szCs w:val="20"/>
+        </w:rPr>
+        <w:t xml:space="preserve">4. Review your answers if time permits</w:t>
+      </w:r>
+    </w:p>
+    <w:p>
+      <w:pPr>
+        <w:spacing w:after="60"/>
+      </w:pPr>
+      <w:r>
+        <w:rPr>
+          <w:rFonts w:ascii="Arial" w:cs="Arial" w:eastAsia="Arial" w:hAnsi="Arial"/>
+          <w:sz w:val="20"/>
+          <w:szCs w:val="20"/>
+        </w:rPr>
+        <w:t xml:space="preserve">For multiple choice:</w:t>
+      </w:r>
+    </w:p>
+    <w:p>
+      <w:pPr>
+        <w:spacing w:after="60"/>
+      </w:pPr>
+      <w:r>
+        <w:rPr>
+          <w:rFonts w:ascii="Arial" w:cs="Arial" w:eastAsia="Arial" w:hAnsi="Arial"/>
+          <w:sz w:val="20"/>
+          <w:szCs w:val="20"/>
+        </w:rPr>
+        <w:t xml:space="preserve">1. Read all options before answering</w:t>
+      </w:r>
+    </w:p>
+    <w:p>
+      <w:pPr>
+        <w:spacing w:after="60"/>
+      </w:pPr>
+      <w:r>
+        <w:rPr>
+          <w:rFonts w:ascii="Arial" w:cs="Arial" w:eastAsia="Arial" w:hAnsi="Arial"/>
+          <w:sz w:val="20"/>
+          <w:szCs w:val="20"/>
+        </w:rPr>
+        <w:t xml:space="preserve">2. Eliminate obviously wrong answers</w:t>
+      </w:r>
+    </w:p>
+    <w:p>
+      <w:pPr>
+        <w:spacing w:after="60"/>
+      </w:pPr>
+      <w:r>
+        <w:rPr>
+          <w:rFonts w:ascii="Arial" w:cs="Arial" w:eastAsia="Arial" w:hAnsi="Arial"/>
+          <w:sz w:val="20"/>
+          <w:szCs w:val="20"/>
+        </w:rPr>
+        <w:t xml:space="preserve">3. Choose the BEST answer if uncertain</w:t>
+      </w:r>
+    </w:p>
+    <w:p>
+      <w:pPr>
+        <w:spacing w:after="60"/>
+      </w:pPr>
+      <w:r>
+        <w:rPr>
+          <w:rFonts w:ascii="Arial" w:cs="Arial" w:eastAsia="Arial" w:hAnsi="Arial"/>
+          <w:sz w:val="20"/>
+          <w:szCs w:val="20"/>
+        </w:rPr>
+        <w:t xml:space="preserve">For code tracing:</w:t>
+      </w:r>
+    </w:p>
+    <w:p>
+      <w:pPr>
+        <w:spacing w:after="60"/>
+      </w:pPr>
+      <w:r>
+        <w:rPr>
+          <w:rFonts w:ascii="Arial" w:cs="Arial" w:eastAsia="Arial" w:hAnsi="Arial"/>
+          <w:sz w:val="20"/>
+          <w:szCs w:val="20"/>
+        </w:rPr>
+        <w:t xml:space="preserve">1. Work through step-by-step</w:t>
+      </w:r>
+    </w:p>
+    <w:p>
+      <w:pPr>
+        <w:spacing w:after="60"/>
+      </w:pPr>
+      <w:r>
+        <w:rPr>
+          <w:rFonts w:ascii="Arial" w:cs="Arial" w:eastAsia="Arial" w:hAnsi="Arial"/>
+          <w:sz w:val="20"/>
+          <w:szCs w:val="20"/>
+        </w:rPr>
+        <w:t xml:space="preserve">2. Track variable values carefully</w:t>
+      </w:r>
+    </w:p>
+    <w:p>
+      <w:pPr>
+        <w:spacing w:after="60"/>
+      </w:pPr>
+      <w:r>
+        <w:rPr>
+          <w:rFonts w:ascii="Arial" w:cs="Arial" w:eastAsia="Arial" w:hAnsi="Arial"/>
+          <w:sz w:val="20"/>
+          <w:szCs w:val="20"/>
+        </w:rPr>
+        <w:t xml:space="preserve">3. Pay attention to operators (/, //, %, etc.)</w:t>
+      </w:r>
+    </w:p>
+    <w:p>
+      <w:pPr>
+        <w:spacing w:after="60"/>
+      </w:pPr>
+      <w:r>
+        <w:rPr>
+          <w:rFonts w:ascii="Arial" w:cs="Arial" w:eastAsia="Arial" w:hAnsi="Arial"/>
+          <w:sz w:val="20"/>
+          <w:szCs w:val="20"/>
+        </w:rPr>
+        <w:t xml:space="preserve">For code writing:</w:t>
+      </w:r>
+    </w:p>
+    <w:p>
+      <w:pPr>
+        <w:spacing w:after="60"/>
+      </w:pPr>
+      <w:r>
+        <w:rPr>
+          <w:rFonts w:ascii="Arial" w:cs="Arial" w:eastAsia="Arial" w:hAnsi="Arial"/>
+          <w:sz w:val="20"/>
+          <w:szCs w:val="20"/>
+        </w:rPr>
+        <w:t xml:space="preserve">1. Plan before coding (what inputs, calculations, outputs?)</w:t>
+      </w:r>
+    </w:p>
+    <w:p>
+      <w:pPr>
+        <w:spacing w:after="60"/>
+      </w:pPr>
+      <w:r>
+        <w:rPr>
+          <w:rFonts w:ascii="Arial" w:cs="Arial" w:eastAsia="Arial" w:hAnsi="Arial"/>
+          <w:sz w:val="20"/>
+          <w:szCs w:val="20"/>
+        </w:rPr>
+        <w:t xml:space="preserve">2. Use clear variable names (snake_case)</w:t>
+      </w:r>
+    </w:p>
+    <w:p>
+      <w:pPr>
+        <w:spacing w:after="60"/>
+      </w:pPr>
+      <w:r>
+        <w:rPr>
+          <w:rFonts w:ascii="Arial" w:cs="Arial" w:eastAsia="Arial" w:hAnsi="Arial"/>
+          <w:sz w:val="20"/>
+          <w:szCs w:val="20"/>
+        </w:rPr>
+        <w:t xml:space="preserve">3. Test your code mentally (does it work?)</w:t>
+      </w:r>
+    </w:p>
+    <w:p>
+      <w:pPr>
+        <w:spacing w:after="60"/>
+      </w:pPr>
+      <w:r>
+        <w:rPr>
+          <w:rFonts w:ascii="Arial" w:cs="Arial" w:eastAsia="Arial" w:hAnsi="Arial"/>
+          <w:sz w:val="20"/>
+          <w:szCs w:val="20"/>
+        </w:rPr>
+        <w:t xml:space="preserve">4. Add comments if time allows</w:t>
+      </w:r>
+    </w:p>
+    <w:p>
+      <w:pPr>
+        <w:spacing w:after="60"/>
+      </w:pPr>
+      <w:r>
+        <w:rPr>
+          <w:rFonts w:ascii="Arial" w:cs="Arial" w:eastAsia="Arial" w:hAnsi="Arial"/>
+          <w:sz w:val="20"/>
+          <w:szCs w:val="20"/>
+        </w:rPr>
+        <w:t xml:space="preserve">Allowed:</w:t>
+      </w:r>
+    </w:p>
+    <w:p>
+      <w:pPr>
+        <w:spacing w:after="60"/>
+        <w:ind w:left="360"/>
+      </w:pPr>
+      <w:r>
+        <w:rPr>
+          <w:rFonts w:ascii="Arial" w:cs="Arial" w:eastAsia="Arial" w:hAnsi="Arial"/>
+          <w:sz w:val="20"/>
+          <w:szCs w:val="20"/>
+        </w:rPr>
+        <w:t xml:space="preserve">• </w:t>
+      </w:r>
+      <w:r>
+        <w:rPr>
+          <w:rFonts w:ascii="Arial" w:cs="Arial" w:eastAsia="Arial" w:hAnsi="Arial"/>
+          <w:sz w:val="20"/>
+          <w:szCs w:val="20"/>
+        </w:rPr>
+        <w:t xml:space="preserve">[ ] Pencil/pen and paper for calculations</w:t>
+      </w:r>
+    </w:p>
+    <w:p>
+      <w:pPr>
+        <w:spacing w:after="60"/>
+        <w:ind w:left="360"/>
+      </w:pPr>
+      <w:r>
+        <w:rPr>
+          <w:rFonts w:ascii="Arial" w:cs="Arial" w:eastAsia="Arial" w:hAnsi="Arial"/>
+          <w:sz w:val="20"/>
+          <w:szCs w:val="20"/>
+        </w:rPr>
+        <w:t xml:space="preserve">• </w:t>
+      </w:r>
+      <w:r>
+        <w:rPr>
+          <w:rFonts w:ascii="Arial" w:cs="Arial" w:eastAsia="Arial" w:hAnsi="Arial"/>
+          <w:sz w:val="20"/>
+          <w:szCs w:val="20"/>
+        </w:rPr>
+        <w:t xml:space="preserve">[ ] The reference sheet provided</w:t>
+      </w:r>
+    </w:p>
+    <w:p>
+      <w:pPr>
+        <w:spacing w:after="60"/>
+        <w:ind w:left="360"/>
+      </w:pPr>
+      <w:r>
+        <w:rPr>
+          <w:rFonts w:ascii="Arial" w:cs="Arial" w:eastAsia="Arial" w:hAnsi="Arial"/>
+          <w:sz w:val="20"/>
+          <w:szCs w:val="20"/>
+        </w:rPr>
+        <w:t xml:space="preserve">• </w:t>
+      </w:r>
+      <w:r>
+        <w:rPr>
+          <w:rFonts w:ascii="Arial" w:cs="Arial" w:eastAsia="Arial" w:hAnsi="Arial"/>
+          <w:sz w:val="20"/>
+          <w:szCs w:val="20"/>
+        </w:rPr>
+        <w:t xml:space="preserve">[ ] Your brain and problem-solving skills!</w:t>
+      </w:r>
+    </w:p>
+    <w:p>
+      <w:pPr>
+        <w:spacing w:after="60"/>
+      </w:pPr>
+      <w:r>
+        <w:rPr>
+          <w:rFonts w:ascii="Arial" w:cs="Arial" w:eastAsia="Arial" w:hAnsi="Arial"/>
+          <w:sz w:val="20"/>
+          <w:szCs w:val="20"/>
+        </w:rPr>
+        <w:t xml:space="preserve">NOT Allowed:</w:t>
+      </w:r>
+    </w:p>
+    <w:p>
+      <w:pPr>
+        <w:spacing w:after="60"/>
+        <w:ind w:left="360"/>
+      </w:pPr>
+      <w:r>
+        <w:rPr>
+          <w:rFonts w:ascii="Arial" w:cs="Arial" w:eastAsia="Arial" w:hAnsi="Arial"/>
+          <w:sz w:val="20"/>
+          <w:szCs w:val="20"/>
+        </w:rPr>
+        <w:t xml:space="preserve">• </w:t>
+      </w:r>
+      <w:r>
+        <w:rPr>
+          <w:rFonts w:ascii="Arial" w:cs="Arial" w:eastAsia="Arial" w:hAnsi="Arial"/>
+          <w:sz w:val="20"/>
+          <w:szCs w:val="20"/>
+        </w:rPr>
+        <w:t xml:space="preserve">[ ] Computer/Python interpreter</w:t>
+      </w:r>
+    </w:p>
+    <w:p>
+      <w:pPr>
+        <w:spacing w:after="60"/>
+        <w:ind w:left="360"/>
+      </w:pPr>
+      <w:r>
+        <w:rPr>
+          <w:rFonts w:ascii="Arial" w:cs="Arial" w:eastAsia="Arial" w:hAnsi="Arial"/>
+          <w:sz w:val="20"/>
+          <w:szCs w:val="20"/>
+        </w:rPr>
+        <w:t xml:space="preserve">• </w:t>
+      </w:r>
+      <w:r>
+        <w:rPr>
+          <w:rFonts w:ascii="Arial" w:cs="Arial" w:eastAsia="Arial" w:hAnsi="Arial"/>
+          <w:sz w:val="20"/>
+          <w:szCs w:val="20"/>
+        </w:rPr>
+        <w:t xml:space="preserve">[ ] Notes from class (except reference sheet)</w:t>
+      </w:r>
+    </w:p>
+    <w:p>
+      <w:pPr>
+        <w:spacing w:after="60"/>
+        <w:ind w:left="360"/>
+      </w:pPr>
+      <w:r>
+        <w:rPr>
+          <w:rFonts w:ascii="Arial" w:cs="Arial" w:eastAsia="Arial" w:hAnsi="Arial"/>
+          <w:sz w:val="20"/>
+          <w:szCs w:val="20"/>
+        </w:rPr>
+        <w:t xml:space="preserve">• </w:t>
+      </w:r>
+      <w:r>
+        <w:rPr>
+          <w:rFonts w:ascii="Arial" w:cs="Arial" w:eastAsia="Arial" w:hAnsi="Arial"/>
+          <w:sz w:val="20"/>
+          <w:szCs w:val="20"/>
+        </w:rPr>
+        <w:t xml:space="preserve">[ ] Collaboration with other students</w:t>
+      </w:r>
+    </w:p>
+    <w:p>
+      <w:pPr>
+        <w:spacing w:after="60"/>
+        <w:ind w:left="360"/>
+      </w:pPr>
+      <w:r>
+        <w:rPr>
+          <w:rFonts w:ascii="Arial" w:cs="Arial" w:eastAsia="Arial" w:hAnsi="Arial"/>
+          <w:sz w:val="20"/>
+          <w:szCs w:val="20"/>
+        </w:rPr>
+        <w:t xml:space="preserve">• </w:t>
+      </w:r>
+      <w:r>
+        <w:rPr>
+          <w:rFonts w:ascii="Arial" w:cs="Arial" w:eastAsia="Arial" w:hAnsi="Arial"/>
+          <w:sz w:val="20"/>
+          <w:szCs w:val="20"/>
+        </w:rPr>
+        <w:t xml:space="preserve">[ ] Internet access</w:t>
+      </w:r>
+    </w:p>
+    <w:p>
+      <w:pPr>
+        <w:spacing w:after="60"/>
+        <w:ind w:left="360"/>
+      </w:pPr>
+      <w:r>
+        <w:rPr>
+          <w:rFonts w:ascii="Arial" w:cs="Arial" w:eastAsia="Arial" w:hAnsi="Arial"/>
+          <w:sz w:val="20"/>
+          <w:szCs w:val="20"/>
+        </w:rPr>
+        <w:t xml:space="preserve">• </w:t>
+      </w:r>
+      <w:r>
+        <w:rPr>
+          <w:rFonts w:ascii="Arial" w:cs="Arial" w:eastAsia="Arial" w:hAnsi="Arial"/>
+          <w:sz w:val="20"/>
+          <w:szCs w:val="20"/>
+        </w:rPr>
+        <w:t xml:space="preserve">Section 1 (Multiple Choice): ~20 minutes</w:t>
+      </w:r>
+    </w:p>
+    <w:p>
+      <w:pPr>
+        <w:spacing w:after="60"/>
+        <w:ind w:left="360"/>
+      </w:pPr>
+      <w:r>
+        <w:rPr>
+          <w:rFonts w:ascii="Arial" w:cs="Arial" w:eastAsia="Arial" w:hAnsi="Arial"/>
+          <w:sz w:val="20"/>
+          <w:szCs w:val="20"/>
+        </w:rPr>
+        <w:t xml:space="preserve">• </w:t>
+      </w:r>
+      <w:r>
+        <w:rPr>
+          <w:rFonts w:ascii="Arial" w:cs="Arial" w:eastAsia="Arial" w:hAnsi="Arial"/>
+          <w:sz w:val="20"/>
+          <w:szCs w:val="20"/>
+        </w:rPr>
+        <w:t xml:space="preserve">Section 2 (Short Answer): ~20 minutes</w:t>
+      </w:r>
+    </w:p>
+    <w:p>
+      <w:pPr>
+        <w:spacing w:after="60"/>
+        <w:ind w:left="360"/>
+      </w:pPr>
+      <w:r>
+        <w:rPr>
+          <w:rFonts w:ascii="Arial" w:cs="Arial" w:eastAsia="Arial" w:hAnsi="Arial"/>
+          <w:sz w:val="20"/>
+          <w:szCs w:val="20"/>
+        </w:rPr>
+        <w:t xml:space="preserve">• </w:t>
+      </w:r>
+      <w:r>
+        <w:rPr>
+          <w:rFonts w:ascii="Arial" w:cs="Arial" w:eastAsia="Arial" w:hAnsi="Arial"/>
+          <w:sz w:val="20"/>
+          <w:szCs w:val="20"/>
+        </w:rPr>
+        <w:t xml:space="preserve">Section 3 (Code Tracing): ~20 minutes</w:t>
+      </w:r>
+    </w:p>
+    <w:p>
+      <w:pPr>
+        <w:spacing w:after="60"/>
+        <w:ind w:left="360"/>
+      </w:pPr>
+      <w:r>
+        <w:rPr>
+          <w:rFonts w:ascii="Arial" w:cs="Arial" w:eastAsia="Arial" w:hAnsi="Arial"/>
+          <w:sz w:val="20"/>
+          <w:szCs w:val="20"/>
+        </w:rPr>
+        <w:t xml:space="preserve">• </w:t>
+      </w:r>
+      <w:r>
+        <w:rPr>
+          <w:rFonts w:ascii="Arial" w:cs="Arial" w:eastAsia="Arial" w:hAnsi="Arial"/>
+          <w:sz w:val="20"/>
+          <w:szCs w:val="20"/>
+        </w:rPr>
+        <w:t xml:space="preserve">Section 4 (Code Writing): ~35 minutes</w:t>
+      </w:r>
+    </w:p>
+    <w:p>
+      <w:pPr>
+        <w:spacing w:after="60"/>
+        <w:ind w:left="360"/>
+      </w:pPr>
+      <w:r>
+        <w:rPr>
+          <w:rFonts w:ascii="Arial" w:cs="Arial" w:eastAsia="Arial" w:hAnsi="Arial"/>
+          <w:sz w:val="20"/>
+          <w:szCs w:val="20"/>
+        </w:rPr>
+        <w:t xml:space="preserve">• </w:t>
+      </w:r>
+      <w:r>
+        <w:rPr>
+          <w:rFonts w:ascii="Arial" w:cs="Arial" w:eastAsia="Arial" w:hAnsi="Arial"/>
+          <w:sz w:val="20"/>
+          <w:szCs w:val="20"/>
+        </w:rPr>
+        <w:t xml:space="preserve">Review/Buffer: ~5 minutes</w:t>
+      </w:r>
+    </w:p>
+    <w:p>
+      <w:pPr>
+        <w:spacing w:after="60"/>
+      </w:pPr>
+      <w:r>
+        <w:rPr>
+          <w:rFonts w:ascii="Arial" w:cs="Arial" w:eastAsia="Arial" w:hAnsi="Arial"/>
+          <w:sz w:val="20"/>
+          <w:szCs w:val="20"/>
+        </w:rPr>
+        <w:t xml:space="preserve">1. "What is the output?" - Trace the code</w:t>
+      </w:r>
+    </w:p>
+    <w:p>
+      <w:pPr>
+        <w:spacing w:after="60"/>
+      </w:pPr>
+      <w:r>
+        <w:rPr>
+          <w:rFonts w:ascii="Arial" w:cs="Arial" w:eastAsia="Arial" w:hAnsi="Arial"/>
+          <w:sz w:val="20"/>
+          <w:szCs w:val="20"/>
+        </w:rPr>
+        <w:t xml:space="preserve">2. "What error will this produce?" - Find the bug</w:t>
+      </w:r>
+    </w:p>
+    <w:p>
+      <w:pPr>
+        <w:spacing w:after="60"/>
+      </w:pPr>
+      <w:r>
+        <w:rPr>
+          <w:rFonts w:ascii="Arial" w:cs="Arial" w:eastAsia="Arial" w:hAnsi="Arial"/>
+          <w:sz w:val="20"/>
+          <w:szCs w:val="20"/>
+        </w:rPr>
+        <w:t xml:space="preserve">3. "How would you write code to...?" - Write a solution</w:t>
+      </w:r>
+    </w:p>
+    <w:p>
+      <w:pPr>
+        <w:spacing w:after="60"/>
+      </w:pPr>
+      <w:r>
+        <w:rPr>
+          <w:rFonts w:ascii="Arial" w:cs="Arial" w:eastAsia="Arial" w:hAnsi="Arial"/>
+          <w:sz w:val="20"/>
+          <w:szCs w:val="20"/>
+        </w:rPr>
+        <w:t xml:space="preserve">4. "Why would this fail?" - Explain the problem</w:t>
+      </w:r>
+    </w:p>
+    <w:p>
+      <w:pPr>
+        <w:spacing w:after="60"/>
+      </w:pPr>
+      <w:r>
+        <w:rPr>
+          <w:rFonts w:ascii="Arial" w:cs="Arial" w:eastAsia="Arial" w:hAnsi="Arial"/>
+          <w:sz w:val="20"/>
+          <w:szCs w:val="20"/>
+        </w:rPr>
+        <w:t xml:space="preserve">5. "What does this function/method do?" - Explain it</w:t>
+      </w:r>
+    </w:p>
+    <w:p>
+      <w:pPr>
+        <w:spacing w:after="60"/>
+        <w:ind w:left="360"/>
+      </w:pPr>
+      <w:r>
+        <w:rPr>
+          <w:rFonts w:ascii="Arial" w:cs="Arial" w:eastAsia="Arial" w:hAnsi="Arial"/>
+          <w:sz w:val="20"/>
+          <w:szCs w:val="20"/>
+        </w:rPr>
+        <w:t xml:space="preserve">• </w:t>
+      </w:r>
+      <w:r>
+        <w:rPr>
+          <w:rFonts w:ascii="Arial" w:cs="Arial" w:eastAsia="Arial" w:hAnsi="Arial"/>
+          <w:sz w:val="20"/>
+          <w:szCs w:val="20"/>
+        </w:rPr>
+        <w:t xml:space="preserve">You'll have Day 45 to review answers</w:t>
+      </w:r>
+    </w:p>
+    <w:p>
+      <w:pPr>
+        <w:spacing w:after="60"/>
+        <w:ind w:left="360"/>
+      </w:pPr>
+      <w:r>
+        <w:rPr>
+          <w:rFonts w:ascii="Arial" w:cs="Arial" w:eastAsia="Arial" w:hAnsi="Arial"/>
+          <w:sz w:val="20"/>
+          <w:szCs w:val="20"/>
+        </w:rPr>
+        <w:t xml:space="preserve">• </w:t>
+      </w:r>
+      <w:r>
+        <w:rPr>
+          <w:rFonts w:ascii="Arial" w:cs="Arial" w:eastAsia="Arial" w:hAnsi="Arial"/>
+          <w:sz w:val="20"/>
+          <w:szCs w:val="20"/>
+        </w:rPr>
+        <w:t xml:space="preserve">Results will be shared within a few days</w:t>
+      </w:r>
+    </w:p>
+    <w:p>
+      <w:pPr>
+        <w:spacing w:after="60"/>
+        <w:ind w:left="360"/>
+      </w:pPr>
+      <w:r>
+        <w:rPr>
+          <w:rFonts w:ascii="Arial" w:cs="Arial" w:eastAsia="Arial" w:hAnsi="Arial"/>
+          <w:sz w:val="20"/>
+          <w:szCs w:val="20"/>
+        </w:rPr>
+        <w:t xml:space="preserve">• </w:t>
+      </w:r>
+      <w:r>
+        <w:rPr>
+          <w:rFonts w:ascii="Arial" w:cs="Arial" w:eastAsia="Arial" w:hAnsi="Arial"/>
+          <w:sz w:val="20"/>
+          <w:szCs w:val="20"/>
+        </w:rPr>
+        <w:t xml:space="preserve">Retesting may be available based on your score</w:t>
+      </w:r>
+    </w:p>
+    <w:p>
+      <w:pPr>
+        <w:spacing w:after="60"/>
+      </w:pPr>
+      <w:r>
+        <w:rPr>
+          <w:rFonts w:ascii="Arial" w:cs="Arial" w:eastAsia="Arial" w:hAnsi="Arial"/>
+          <w:sz w:val="20"/>
+          <w:szCs w:val="20"/>
+        </w:rPr>
+        <w:t xml:space="preserve">You've worked hard in Unit 2. You understand:</w:t>
+      </w:r>
+    </w:p>
+    <w:p>
+      <w:pPr>
+        <w:spacing w:after="60"/>
+        <w:ind w:left="360"/>
+      </w:pPr>
+      <w:r>
+        <w:rPr>
+          <w:rFonts w:ascii="Arial" w:cs="Arial" w:eastAsia="Arial" w:hAnsi="Arial"/>
+          <w:sz w:val="20"/>
+          <w:szCs w:val="20"/>
+        </w:rPr>
+        <w:t xml:space="preserve">• </w:t>
+      </w:r>
+      <w:r>
+        <w:rPr>
+          <w:rFonts w:ascii="Arial" w:cs="Arial" w:eastAsia="Arial" w:hAnsi="Arial"/>
+          <w:sz w:val="20"/>
+          <w:szCs w:val="20"/>
+        </w:rPr>
+        <w:t xml:space="preserve">How to work with different data types</w:t>
+      </w:r>
+    </w:p>
+    <w:p>
+      <w:pPr>
+        <w:spacing w:after="60"/>
+        <w:ind w:left="360"/>
+      </w:pPr>
+      <w:r>
+        <w:rPr>
+          <w:rFonts w:ascii="Arial" w:cs="Arial" w:eastAsia="Arial" w:hAnsi="Arial"/>
+          <w:sz w:val="20"/>
+          <w:szCs w:val="20"/>
+        </w:rPr>
+        <w:t xml:space="preserve">• </w:t>
+      </w:r>
+      <w:r>
+        <w:rPr>
+          <w:rFonts w:ascii="Arial" w:cs="Arial" w:eastAsia="Arial" w:hAnsi="Arial"/>
+          <w:sz w:val="20"/>
+          <w:szCs w:val="20"/>
+        </w:rPr>
+        <w:t xml:space="preserve">How to manipulate strings</w:t>
+      </w:r>
+    </w:p>
+    <w:p>
+      <w:pPr>
+        <w:spacing w:after="60"/>
+        <w:ind w:left="360"/>
+      </w:pPr>
+      <w:r>
+        <w:rPr>
+          <w:rFonts w:ascii="Arial" w:cs="Arial" w:eastAsia="Arial" w:hAnsi="Arial"/>
+          <w:sz w:val="20"/>
+          <w:szCs w:val="20"/>
+        </w:rPr>
+        <w:t xml:space="preserve">• </w:t>
+      </w:r>
+      <w:r>
+        <w:rPr>
+          <w:rFonts w:ascii="Arial" w:cs="Arial" w:eastAsia="Arial" w:hAnsi="Arial"/>
+          <w:sz w:val="20"/>
+          <w:szCs w:val="20"/>
+        </w:rPr>
+        <w:t xml:space="preserve">How to build multi-step programs</w:t>
+      </w:r>
+    </w:p>
+    <w:p>
+      <w:pPr>
+        <w:spacing w:after="60"/>
+        <w:ind w:left="360"/>
+      </w:pPr>
+      <w:r>
+        <w:rPr>
+          <w:rFonts w:ascii="Arial" w:cs="Arial" w:eastAsia="Arial" w:hAnsi="Arial"/>
+          <w:sz w:val="20"/>
+          <w:szCs w:val="20"/>
+        </w:rPr>
+        <w:t xml:space="preserve">• </w:t>
+      </w:r>
+      <w:r>
+        <w:rPr>
+          <w:rFonts w:ascii="Arial" w:cs="Arial" w:eastAsia="Arial" w:hAnsi="Arial"/>
+          <w:sz w:val="20"/>
+          <w:szCs w:val="20"/>
+        </w:rPr>
+        <w:t xml:space="preserve">How to format output professionally</w:t>
+      </w:r>
+    </w:p>
+    <w:p>
+      <w:pPr>
+        <w:spacing w:after="60"/>
+        <w:ind w:left="360"/>
+      </w:pPr>
+      <w:r>
+        <w:rPr>
+          <w:rFonts w:ascii="Arial" w:cs="Arial" w:eastAsia="Arial" w:hAnsi="Arial"/>
+          <w:sz w:val="20"/>
+          <w:szCs w:val="20"/>
+        </w:rPr>
+        <w:t xml:space="preserve">• </w:t>
+      </w:r>
+      <w:r>
+        <w:rPr>
+          <w:rFonts w:ascii="Arial" w:cs="Arial" w:eastAsia="Arial" w:hAnsi="Arial"/>
+          <w:sz w:val="20"/>
+          <w:szCs w:val="20"/>
+        </w:rPr>
+        <w:t xml:space="preserve">How to solve real-world problems with code</w:t>
+      </w:r>
+    </w:p>
+    <w:p>
+      <w:pPr>
+        <w:spacing w:after="60"/>
+      </w:pPr>
+      <w:r>
+        <w:rPr>
+          <w:rFonts w:ascii="Arial" w:cs="Arial" w:eastAsia="Arial" w:hAnsi="Arial"/>
+          <w:sz w:val="20"/>
+          <w:szCs w:val="20"/>
+        </w:rPr>
+        <w:t xml:space="preserve">That's impressive! Now go show what you know.</w:t>
+      </w:r>
+    </w:p>
+    <w:p>
+      <w:pPr>
+        <w:spacing w:after="60"/>
+      </w:pPr>
+      <w:r>
+        <w:rPr>
+          <w:rFonts w:ascii="Arial" w:cs="Arial" w:eastAsia="Arial" w:hAnsi="Arial"/>
+          <w:sz w:val="20"/>
+          <w:szCs w:val="20"/>
+        </w:rPr>
+        <w:t xml:space="preserve">If you have approved accommodations (extended time, quiet room, etc.), see your teacher before the assessment begins.</w:t>
+      </w:r>
+    </w:p>
+    <w:p>
+      <w:pPr>
+        <w:spacing w:after="160"/>
       </w:pPr>
     </w:p>
     <w:p>
